--- a/tests/corpus_v2/docs/loan_0010.docx
+++ b/tests/corpus_v2/docs/loan_0010.docx
@@ -21,7 +21,13 @@
         <w:rPr>
           <w:b/>
         </w:rPr>
-        <w:t xml:space="preserve">№ 85/2024-П</w:t>
+        <w:t xml:space="preserve">№ </w:t>
+      </w:r>
+      <w:r>
+        <w:rPr>
+          <w:b/>
+        </w:rPr>
+        <w:t xml:space="preserve">43/2024-П</w:t>
       </w:r>
     </w:p>
     <w:p/>
@@ -33,7 +39,7 @@
         <w:t xml:space="preserve">     </w:t>
       </w:r>
       <w:r>
-        <w:t xml:space="preserve">«28» января 2024 г.</w:t>
+        <w:t xml:space="preserve">28 января 2024 г.</w:t>
       </w:r>
     </w:p>
     <w:p/>
@@ -72,10 +78,10 @@
         <w:t xml:space="preserve">, именуемый в дальнейшем «Заёмщик», действующий на основании свидетельства о государственной регистрации</w:t>
       </w:r>
       <w:r>
-        <w:t xml:space="preserve">, с другой стороны, совместно именуемые «Стороны», заключили настоящий </w:t>
-      </w:r>
-      <w:r>
-        <w:t xml:space="preserve">Договор № 44/2023-Д</w:t>
+        <w:t xml:space="preserve">, с другой стороны, совместно именуемые «Стороны», заключили настоящий Договор № </w:t>
+      </w:r>
+      <w:r>
+        <w:t xml:space="preserve">53/12</w:t>
       </w:r>
       <w:r>
         <w:t xml:space="preserve"> (далее — Договор) о нижеследующем:</w:t>
@@ -106,7 +112,174 @@
         <w:t xml:space="preserve">Сумма займа: </w:t>
       </w:r>
       <w:r>
-        <w:t xml:space="preserve">включая НДС </w:t>
+        <w:t xml:space="preserve">70100000 (семьдесят миллионов сто тысяч) руб. 0 коп.</w:t>
+      </w:r>
+      <w:r>
+        <w:t xml:space="preserve">, в том числе НДС</w:t>
+      </w:r>
+      <w:r>
+        <w:t xml:space="preserve">. Заём считается возвращённым в момент зачисления денежных средств на счёт Займодавца.</w:t>
+      </w:r>
+    </w:p>
+    <w:p>
+      <w:r>
+        <w:t xml:space="preserve">1.3. </w:t>
+      </w:r>
+      <w:r>
+        <w:t xml:space="preserve">Ставка за пользование займом: </w:t>
+      </w:r>
+      <w:r>
+        <w:t xml:space="preserve">1/150 ключевой ставки ЦБ РФ от общей суммы счета</w:t>
+      </w:r>
+      <w:r>
+        <w:t xml:space="preserve">.</w:t>
+      </w:r>
+    </w:p>
+    <w:p>
+      <w:r>
+        <w:t xml:space="preserve">1.4. </w:t>
+      </w:r>
+      <w:r>
+        <w:t xml:space="preserve">Выдача займа производится траншами; </w:t>
+      </w:r>
+      <w:r>
+        <w:t xml:space="preserve">график выдачи траншей</w:t>
+      </w:r>
+      <w:r>
+        <w:t xml:space="preserve"> согласуется Сторонами дополнительно.</w:t>
+      </w:r>
+    </w:p>
+    <w:p/>
+    <w:p>
+      <w:r>
+        <w:rPr>
+          <w:b/>
+        </w:rPr>
+        <w:t xml:space="preserve">2. ЦЕНА И ПОРЯДОК РАСЧЁТОВ</w:t>
+      </w:r>
+    </w:p>
+    <w:p>
+      <w:r>
+        <w:t xml:space="preserve">2.1. Общая цена Договора: </w:t>
+      </w:r>
+      <w:r>
+        <w:t xml:space="preserve">____ руб. (_____)_____ коп., включая НДС ___ руб. (_____)_____ коп.</w:t>
+      </w:r>
+      <w:r>
+        <w:t xml:space="preserve">.</w:t>
+      </w:r>
+    </w:p>
+    <w:p>
+      <w:r>
+        <w:t xml:space="preserve">2.2. Налог: </w:t>
+      </w:r>
+      <w:r>
+        <w:t xml:space="preserve">0,01 (одной сотой) процента от стоимости неоплаченных работ</w:t>
+      </w:r>
+      <w:r>
+        <w:t xml:space="preserve">.</w:t>
+      </w:r>
+    </w:p>
+    <w:p>
+      <w:r>
+        <w:t xml:space="preserve">2.3. Срок оплаты — </w:t>
+      </w:r>
+      <w:r>
+        <w:t xml:space="preserve">не позднее 22.08.2026</w:t>
+      </w:r>
+      <w:r>
+        <w:t xml:space="preserve">.</w:t>
+      </w:r>
+    </w:p>
+    <w:p>
+      <w:r>
+        <w:t xml:space="preserve">2.4. Порядок выборки: </w:t>
+      </w:r>
+      <w:r>
+        <w:t xml:space="preserve">период выборки траншей</w:t>
+      </w:r>
+      <w:r>
+        <w:t xml:space="preserve"> определяется приложением к Договору.</w:t>
+      </w:r>
+    </w:p>
+    <w:p>
+      <w:r>
+        <w:t xml:space="preserve">2.5. </w:t>
+      </w:r>
+      <w:r>
+        <w:t xml:space="preserve">Товар поставляется в соответствии с </w:t>
+      </w:r>
+      <w:r>
+        <w:t xml:space="preserve">ГОСТ 7.32-2017</w:t>
+      </w:r>
+      <w:r>
+        <w:t xml:space="preserve">, артикул </w:t>
+      </w:r>
+      <w:r>
+        <w:t xml:space="preserve">RM-3801-34</w:t>
+      </w:r>
+      <w:r>
+        <w:t xml:space="preserve">, код </w:t>
+      </w:r>
+      <w:r>
+        <w:t xml:space="preserve">ОКВЭД 46.90</w:t>
+      </w:r>
+      <w:r>
+        <w:t xml:space="preserve">. Оплата по </w:t>
+      </w:r>
+      <w:r>
+        <w:t xml:space="preserve">КБК 18210101011011000110</w:t>
+      </w:r>
+      <w:r>
+        <w:t xml:space="preserve">, </w:t>
+      </w:r>
+      <w:r>
+        <w:t xml:space="preserve">ОКТМО 45382000</w:t>
+      </w:r>
+      <w:r>
+        <w:t xml:space="preserve">. См. </w:t>
+      </w:r>
+      <w:r>
+        <w:t xml:space="preserve">Приложение № 1</w:t>
+      </w:r>
+      <w:r>
+        <w:t xml:space="preserve"> и </w:t>
+      </w:r>
+      <w:r>
+        <w:t xml:space="preserve">счёт-фактуру № 1123 от 03.03.2024</w:t>
+      </w:r>
+      <w:r>
+        <w:t xml:space="preserve">. Ответственный — </w:t>
+      </w:r>
+      <w:r>
+        <w:t xml:space="preserve">Директор Отдела Продаж</w:t>
+      </w:r>
+      <w:r>
+        <w:t xml:space="preserve">. Приёмка оформляется актом (</w:t>
+      </w:r>
+      <w:r>
+        <w:t xml:space="preserve">Акт приёма-передачи</w:t>
+      </w:r>
+      <w:r>
+        <w:t xml:space="preserve">), срок — до 18:00 по </w:t>
+      </w:r>
+      <w:r>
+        <w:t xml:space="preserve">московскому времени</w:t>
+      </w:r>
+      <w:r>
+        <w:t xml:space="preserve">. Споры — в </w:t>
+      </w:r>
+      <w:r>
+        <w:t xml:space="preserve">МКАС при ТПП РФ</w:t>
+      </w:r>
+      <w:r>
+        <w:t xml:space="preserve">. Цена — </w:t>
+      </w:r>
+      <w:r>
+        <w:t xml:space="preserve">57 500 000,2 ₽</w:t>
+      </w:r>
+      <w:r>
+        <w:t xml:space="preserve">, включая НДС </w:t>
       </w:r>
       <w:r>
         <w:t xml:space="preserve">22%</w:t>
@@ -115,174 +288,7 @@
         <w:t xml:space="preserve"> в размере </w:t>
       </w:r>
       <w:r>
-        <w:t xml:space="preserve">89 540 (Восемьдесят девять тысяч пятьсот сорок) рублей</w:t>
-      </w:r>
-      <w:r>
-        <w:t xml:space="preserve">. Заём считается возвращённым в момент зачисления денежных средств на счёт Займодавца.</w:t>
-      </w:r>
-    </w:p>
-    <w:p>
-      <w:r>
-        <w:t xml:space="preserve">1.3. </w:t>
-      </w:r>
-      <w:r>
-        <w:t xml:space="preserve">Ставка за пользование займом: </w:t>
-      </w:r>
-      <w:r>
-        <w:t xml:space="preserve">15 (пятнадцать) процентов</w:t>
-      </w:r>
-      <w:r>
-        <w:t xml:space="preserve">.</w:t>
-      </w:r>
-    </w:p>
-    <w:p>
-      <w:r>
-        <w:t xml:space="preserve">1.4. </w:t>
-      </w:r>
-      <w:r>
-        <w:t xml:space="preserve">Выдача займа производится траншами; </w:t>
-      </w:r>
-      <w:r>
-        <w:t xml:space="preserve">график выдачи траншей</w:t>
-      </w:r>
-      <w:r>
-        <w:t xml:space="preserve"> согласуется Сторонами дополнительно.</w:t>
-      </w:r>
-    </w:p>
-    <w:p/>
-    <w:p>
-      <w:r>
-        <w:rPr>
-          <w:b/>
-        </w:rPr>
-        <w:t xml:space="preserve">2. ЦЕНА И ПОРЯДОК РАСЧЁТОВ</w:t>
-      </w:r>
-    </w:p>
-    <w:p>
-      <w:r>
-        <w:t xml:space="preserve">2.1. Общая цена Договора: </w:t>
-      </w:r>
-      <w:r>
-        <w:t xml:space="preserve">Без НДС</w:t>
-      </w:r>
-      <w:r>
-        <w:t xml:space="preserve">.</w:t>
-      </w:r>
-    </w:p>
-    <w:p>
-      <w:r>
-        <w:t xml:space="preserve">2.2. Налог: </w:t>
-      </w:r>
-      <w:r>
-        <w:t xml:space="preserve">0,01 (одной сотой) % от цены Договора</w:t>
-      </w:r>
-      <w:r>
-        <w:t xml:space="preserve">.</w:t>
-      </w:r>
-    </w:p>
-    <w:p>
-      <w:r>
-        <w:t xml:space="preserve">2.3. Срок оплаты — </w:t>
-      </w:r>
-      <w:r>
-        <w:t xml:space="preserve">не более 36 месяцев с момента заключения кредитного договора</w:t>
-      </w:r>
-      <w:r>
-        <w:t xml:space="preserve">.</w:t>
-      </w:r>
-    </w:p>
-    <w:p>
-      <w:r>
-        <w:t xml:space="preserve">2.4. Порядок выборки: </w:t>
-      </w:r>
-      <w:r>
-        <w:t xml:space="preserve">количество траншей</w:t>
-      </w:r>
-      <w:r>
-        <w:t xml:space="preserve"> определяется приложением к Договору.</w:t>
-      </w:r>
-    </w:p>
-    <w:p>
-      <w:r>
-        <w:t xml:space="preserve">2.5. </w:t>
-      </w:r>
-      <w:r>
-        <w:t xml:space="preserve">Товар поставляется в соответствии с </w:t>
-      </w:r>
-      <w:r>
-        <w:t xml:space="preserve">ГОСТ 7.32-2017</w:t>
-      </w:r>
-      <w:r>
-        <w:t xml:space="preserve">, артикул </w:t>
-      </w:r>
-      <w:r>
-        <w:t xml:space="preserve">RM-3801-34</w:t>
-      </w:r>
-      <w:r>
-        <w:t xml:space="preserve">, код </w:t>
-      </w:r>
-      <w:r>
-        <w:t xml:space="preserve">ОКВЭД 46.90</w:t>
-      </w:r>
-      <w:r>
-        <w:t xml:space="preserve">. Оплата по </w:t>
-      </w:r>
-      <w:r>
-        <w:t xml:space="preserve">КБК 18210101011011000110</w:t>
-      </w:r>
-      <w:r>
-        <w:t xml:space="preserve">, </w:t>
-      </w:r>
-      <w:r>
-        <w:t xml:space="preserve">ОКТМО 45382000</w:t>
-      </w:r>
-      <w:r>
-        <w:t xml:space="preserve">. См. </w:t>
-      </w:r>
-      <w:r>
-        <w:t xml:space="preserve">Приложение № 1</w:t>
-      </w:r>
-      <w:r>
-        <w:t xml:space="preserve"> и </w:t>
-      </w:r>
-      <w:r>
-        <w:t xml:space="preserve">счёт-фактуру № 1123 от 03.03.2024</w:t>
-      </w:r>
-      <w:r>
-        <w:t xml:space="preserve">. Ответственный — </w:t>
-      </w:r>
-      <w:r>
-        <w:t xml:space="preserve">Директор Отдела Продаж</w:t>
-      </w:r>
-      <w:r>
-        <w:t xml:space="preserve">. Приёмка оформляется актом (</w:t>
-      </w:r>
-      <w:r>
-        <w:t xml:space="preserve">Акт приёма-передачи</w:t>
-      </w:r>
-      <w:r>
-        <w:t xml:space="preserve">), срок — до 18:00 по </w:t>
-      </w:r>
-      <w:r>
-        <w:t xml:space="preserve">московскому времени</w:t>
-      </w:r>
-      <w:r>
-        <w:t xml:space="preserve">. Споры — в </w:t>
-      </w:r>
-      <w:r>
-        <w:t xml:space="preserve">МКАС при ТПП РФ</w:t>
-      </w:r>
-      <w:r>
-        <w:t xml:space="preserve">. Цена — </w:t>
-      </w:r>
-      <w:r>
-        <w:t xml:space="preserve">9 900 000</w:t>
-      </w:r>
-      <w:r>
-        <w:t xml:space="preserve">, а прописью: </w:t>
-      </w:r>
-      <w:r>
-        <w:t xml:space="preserve">девять девятьсот тысяч рублей</w:t>
+        <w:t xml:space="preserve">600 002 (Шестьсот тысяч два) рубля 5 коп.</w:t>
       </w:r>
       <w:r>
         <w:t xml:space="preserve">.</w:t>
@@ -302,7 +308,7 @@
         <w:t xml:space="preserve">3.1. Место исполнения обязательств: </w:t>
       </w:r>
       <w:r>
-        <w:t xml:space="preserve">101000, Республика Татарстан, г. Москва, ш. Промышленная, д. 22, корп. 2, литера А, пом. 20, оф. 277</w:t>
+        <w:t xml:space="preserve">Краснодарский край, тер. СНТ «Родник», уч. 88</w:t>
       </w:r>
       <w:r>
         <w:t xml:space="preserve">.</w:t>
@@ -319,7 +325,7 @@
         <w:t xml:space="preserve"> по телефону </w:t>
       </w:r>
       <w:r>
-        <w:t xml:space="preserve">+7 (499) 100-64-62</w:t>
+        <w:t xml:space="preserve">+7 (495) 535-62-61</w:t>
       </w:r>
       <w:r>
         <w:t xml:space="preserve">.</w:t>
@@ -330,7 +336,7 @@
         <w:t xml:space="preserve">3.3. Срок исполнения обязательств — </w:t>
       </w:r>
       <w:r>
-        <w:t xml:space="preserve">в течение 15 банковских дней с даты подписания Сторонами акта сдачи-приемки оказанных услуг</w:t>
+        <w:t xml:space="preserve">в течение 12 месяцев с даты подписания Сторонами акта сдачи-приемки оказанных услуг</w:t>
       </w:r>
       <w:r>
         <w:t xml:space="preserve">.</w:t>
@@ -361,13 +367,19 @@
         <w:t xml:space="preserve">Размер неустойки за нарушение сроков оплаты: </w:t>
       </w:r>
       <w:r>
-        <w:t xml:space="preserve">0,2% за каждый день просрочки</w:t>
+        <w:t xml:space="preserve">1/300 ключевой ставки ЦБ РФ от цены Договора</w:t>
       </w:r>
       <w:r>
         <w:t xml:space="preserve">. Предельный размер ответственности: </w:t>
       </w:r>
       <w:r>
-        <w:t xml:space="preserve">0,3% от стоимости</w:t>
+        <w:t xml:space="preserve">15% годовых</w:t>
+      </w:r>
+      <w:r>
+        <w:t xml:space="preserve">, но не более </w:t>
+      </w:r>
+      <w:r>
+        <w:t xml:space="preserve">18% от цены Договора</w:t>
       </w:r>
       <w:r>
         <w:t xml:space="preserve">.</w:t>
@@ -389,7 +401,7 @@
         <w:t xml:space="preserve">Сторона, для которой создалась невозможность исполнения, обязана уведомить другую Сторону. Срок уведомления — </w:t>
       </w:r>
       <w:r>
-        <w:t xml:space="preserve">в течение 10 рабочих дней с момента выставления счета</w:t>
+        <w:t xml:space="preserve">не позднее 26.04.2026</w:t>
       </w:r>
       <w:r>
         <w:t xml:space="preserve">.</w:t>
@@ -403,7 +415,7 @@
         <w:t xml:space="preserve">Все споры и разногласия решаются путём переговоров. Претензионный порядок обязателен, срок ответа на претензию — </w:t>
       </w:r>
       <w:r>
-        <w:t xml:space="preserve">в течение 20 рабочих дней с момента подписания акта</w:t>
+        <w:t xml:space="preserve">в течение тридцати дней с момента заключения контракта</w:t>
       </w:r>
       <w:r>
         <w:t xml:space="preserve">.</w:t>
@@ -538,7 +550,7 @@
         <w:t xml:space="preserve">Расторжение Договора в одностороннем порядке допускается при существенном нарушении его условий другой Стороной. Срок направления уведомления — </w:t>
       </w:r>
       <w:r>
-        <w:t xml:space="preserve">45 дней с момента заключения контракта</w:t>
+        <w:t xml:space="preserve">в течение 7 календарных дней со дня предъявления требования</w:t>
       </w:r>
       <w:r>
         <w:t xml:space="preserve">.</w:t>
@@ -555,13 +567,13 @@
         <w:t xml:space="preserve">, тел. </w:t>
       </w:r>
       <w:r>
-        <w:t xml:space="preserve">+7 (812) 960-62-26</w:t>
+        <w:t xml:space="preserve">+7 (495) 312-13-74</w:t>
       </w:r>
       <w:r>
         <w:t xml:space="preserve">, адрес для корреспонденции: </w:t>
       </w:r>
       <w:r>
-        <w:t xml:space="preserve">420111, Свердловская обл., г. Казань, ш. Ленина, д. 90, корп. 1, литера А, пом. 15, оф. 186</w:t>
+        <w:t xml:space="preserve">Московская обл., тер. СНТ «Родник», уч. 262</w:t>
       </w:r>
       <w:r>
         <w:t xml:space="preserve">.</w:t>
@@ -590,10 +602,78 @@
         <w:t xml:space="preserve">Место исполнения: </w:t>
       </w:r>
       <w:r>
-        <w:t xml:space="preserve">190000, г. Санкт-Петербург, наб. Кутузовский, д. 66, кв. 25</w:t>
-      </w:r>
-      <w:r>
-        <w:t xml:space="preserve">9333544902</w:t>
+        <w:t xml:space="preserve">190000, г. Санкт-Петербург, просп. Профсоюзная, д. 31, кв. 55</w:t>
+      </w:r>
+      <w:r>
+        <w:t xml:space="preserve">5449005652</w:t>
+      </w:r>
+    </w:p>
+    <w:p/>
+    <w:p/>
+    <w:p>
+      <w:r>
+        <w:rPr>
+          <w:b/>
+        </w:rPr>
+        <w:t xml:space="preserve">9. КОНТРОЛЬНЫЕ ВЕЛИЧИНЫ</w:t>
+      </w:r>
+    </w:p>
+    <w:p>
+      <w:r>
+        <w:t xml:space="preserve">9.1. Контрольная запись: </w:t>
+      </w:r>
+      <w:r>
+        <w:t xml:space="preserve">83/24</w:t>
+      </w:r>
+      <w:r>
+        <w:t xml:space="preserve">.</w:t>
+      </w:r>
+    </w:p>
+    <w:p>
+      <w:r>
+        <w:t xml:space="preserve">9.2. Контрольная запись: </w:t>
+      </w:r>
+      <w:r>
+        <w:rPr>
+          <w:b/>
+        </w:rPr>
+        <w:t xml:space="preserve">не менее 7 6</w:t>
+      </w:r>
+      <w:r>
+        <w:t xml:space="preserve">70 000 (Семи миллионов шестисот семидесяти тысяч) рублей</w:t>
+      </w:r>
+      <w:r>
+        <w:t xml:space="preserve">.</w:t>
+      </w:r>
+    </w:p>
+    <w:p>
+      <w:r>
+        <w:t xml:space="preserve">9.3. Контрольная запись: </w:t>
+      </w:r>
+      <w:r>
+        <w:rPr>
+          <w:b/>
+        </w:rPr>
+        <w:t xml:space="preserve">1/3</w:t>
+      </w:r>
+      <w:r>
+        <w:t xml:space="preserve">00 ключевой ставки ЦБ РФ от общей суммы счета</w:t>
+      </w:r>
+      <w:r>
+        <w:t xml:space="preserve">.</w:t>
+      </w:r>
+    </w:p>
+    <w:p>
+      <w:r>
+        <w:t xml:space="preserve">9.4. Контрольная запись: </w:t>
+      </w:r>
+      <w:r>
+        <w:t xml:space="preserve">не позднее 06.03.20</w:t>
+        <w:br/>
+        <w:t xml:space="preserve">26</w:t>
+      </w:r>
+      <w:r>
+        <w:t xml:space="preserve">.</w:t>
       </w:r>
     </w:p>
     <w:p/>
@@ -653,7 +733,7 @@
               <w:t xml:space="preserve">Адрес регистрации: </w:t>
             </w:r>
             <w:r>
-              <w:t xml:space="preserve">141300, Новосибирская обл., г. Сергиев Посад, бул. Заречная, д. 42, корп. 2, литера А, пом. 24, оф. 327</w:t>
+              <w:t xml:space="preserve">Ленинградская обл., Ленинский р-н, 67 км автодороги М-5 «Дон», стр. 6</w:t>
             </w:r>
           </w:p>
           <w:p>
@@ -692,7 +772,7 @@
               <w:t xml:space="preserve">Тел.: </w:t>
             </w:r>
             <w:r>
-              <w:t xml:space="preserve">+7 (495) 268-32-48</w:t>
+              <w:t xml:space="preserve">+7 (383) 624-42-63</w:t>
             </w:r>
           </w:p>
           <w:p>
@@ -700,7 +780,7 @@
               <w:t xml:space="preserve">E-mail: </w:t>
             </w:r>
             <w:r>
-              <w:t xml:space="preserve">nurmagomedova@list.ru</w:t>
+              <w:t xml:space="preserve">nurmagomedova@mail.ru</w:t>
             </w:r>
           </w:p>
           <w:p/>
@@ -727,7 +807,7 @@
           </w:p>
           <w:p>
             <w:r>
-              <w:t xml:space="preserve">Екатеринбург, Космонавтов 16</w:t>
+              <w:t xml:space="preserve">Москва, Ленинградская 52</w:t>
             </w:r>
           </w:p>
           <w:p>
@@ -743,7 +823,7 @@
               <w:t xml:space="preserve">Адрес регистрации: </w:t>
             </w:r>
             <w:r>
-              <w:t xml:space="preserve">Свердловская обл., Наро-Фоминский р-н, 76 км автодороги М-9 «Дон», стр. 6</w:t>
+              <w:t xml:space="preserve">Московская обл., тер. СНТ «Родник», уч. 128</w:t>
             </w:r>
           </w:p>
           <w:p>
@@ -782,7 +862,7 @@
               <w:t xml:space="preserve">Тел.: </w:t>
             </w:r>
             <w:r>
-              <w:t xml:space="preserve">+7 (812) 530-23-96</w:t>
+              <w:t xml:space="preserve">+7 (812) 731-85-89</w:t>
             </w:r>
           </w:p>
           <w:p>
@@ -790,7 +870,7 @@
               <w:t xml:space="preserve">E-mail: </w:t>
             </w:r>
             <w:r>
-              <w:t xml:space="preserve">vorobev@romashka.ru</w:t>
+              <w:t xml:space="preserve">vorobev@yandex.ru</w:t>
             </w:r>
           </w:p>
           <w:p/>

--- a/tests/corpus_v2/docs/loan_0010.docx
+++ b/tests/corpus_v2/docs/loan_0010.docx
@@ -623,7 +623,13 @@
         <w:t xml:space="preserve">9.1. Контрольная запись: </w:t>
       </w:r>
       <w:r>
-        <w:t xml:space="preserve">83/24</w:t>
+        <w:rPr>
+          <w:b/>
+        </w:rPr>
+        <w:t xml:space="preserve">8</w:t>
+      </w:r>
+      <w:r>
+        <w:t xml:space="preserve">3/24</w:t>
       </w:r>
       <w:r>
         <w:t xml:space="preserve">.</w:t>

--- a/tests/corpus_v2/docs/loan_0010.docx
+++ b/tests/corpus_v2/docs/loan_0010.docx
@@ -81,7 +81,7 @@
         <w:t xml:space="preserve">, с другой стороны, совместно именуемые «Стороны», заключили настоящий Договор № </w:t>
       </w:r>
       <w:r>
-        <w:t xml:space="preserve">53/12</w:t>
+        <w:t xml:space="preserve">44Ф-12011/24-692Д</w:t>
       </w:r>
       <w:r>
         <w:t xml:space="preserve"> (далее — Договор) о нижеследующем:</w:t>
@@ -112,7 +112,7 @@
         <w:t xml:space="preserve">Сумма займа: </w:t>
       </w:r>
       <w:r>
-        <w:t xml:space="preserve">70100000 (семьдесят миллионов сто тысяч) руб. 0 коп.</w:t>
+        <w:t xml:space="preserve">7840000 (семь миллионов восемьсот сорок тысяч) руб. 5 коп.</w:t>
       </w:r>
       <w:r>
         <w:t xml:space="preserve">, в том числе НДС</w:t>
@@ -185,7 +185,7 @@
         <w:t xml:space="preserve">2.3. Срок оплаты — </w:t>
       </w:r>
       <w:r>
-        <w:t xml:space="preserve">не позднее 22.08.2026</w:t>
+        <w:t xml:space="preserve">не позднее 17.09.2026</w:t>
       </w:r>
       <w:r>
         <w:t xml:space="preserve">.</w:t>
@@ -626,10 +626,10 @@
         <w:rPr>
           <w:b/>
         </w:rPr>
-        <w:t xml:space="preserve">8</w:t>
-      </w:r>
-      <w:r>
-        <w:t xml:space="preserve">3/24</w:t>
+        <w:t xml:space="preserve">8/2</w:t>
+      </w:r>
+      <w:r>
+        <w:t xml:space="preserve">4</w:t>
       </w:r>
       <w:r>
         <w:t xml:space="preserve">.</w:t>
@@ -643,10 +643,10 @@
         <w:rPr>
           <w:b/>
         </w:rPr>
-        <w:t xml:space="preserve">не менее 7 6</w:t>
-      </w:r>
-      <w:r>
-        <w:t xml:space="preserve">70 000 (Семи миллионов шестисот семидесяти тысяч) рублей</w:t>
+        <w:t xml:space="preserve">не менее 9</w:t>
+      </w:r>
+      <w:r>
+        <w:t xml:space="preserve">79 000 (Девятисот семидесяти девяти тысяч) рублей</w:t>
       </w:r>
       <w:r>
         <w:t xml:space="preserve">.</w:t>
@@ -674,7 +674,7 @@
         <w:t xml:space="preserve">9.4. Контрольная запись: </w:t>
       </w:r>
       <w:r>
-        <w:t xml:space="preserve">не позднее 06.03.20</w:t>
+        <w:t xml:space="preserve">не позднее 06.05.20</w:t>
         <w:br/>
         <w:t xml:space="preserve">26</w:t>
       </w:r>
@@ -739,7 +739,7 @@
               <w:t xml:space="preserve">Адрес регистрации: </w:t>
             </w:r>
             <w:r>
-              <w:t xml:space="preserve">Ленинградская обл., Ленинский р-н, 67 км автодороги М-5 «Дон», стр. 6</w:t>
+              <w:t xml:space="preserve">Свердловская обл., Наро-Фоминский р-н, 76 км автодороги М-9 «Дон», стр. 6</w:t>
             </w:r>
           </w:p>
           <w:p>
@@ -778,7 +778,7 @@
               <w:t xml:space="preserve">Тел.: </w:t>
             </w:r>
             <w:r>
-              <w:t xml:space="preserve">+7 (383) 624-42-63</w:t>
+              <w:t xml:space="preserve">+7 (812) 530-23-96</w:t>
             </w:r>
           </w:p>
           <w:p>
@@ -786,7 +786,7 @@
               <w:t xml:space="preserve">E-mail: </w:t>
             </w:r>
             <w:r>
-              <w:t xml:space="preserve">nurmagomedova@mail.ru</w:t>
+              <w:t xml:space="preserve">nurmagomedova@romashka.ru</w:t>
             </w:r>
           </w:p>
           <w:p/>
@@ -813,7 +813,7 @@
           </w:p>
           <w:p>
             <w:r>
-              <w:t xml:space="preserve">Москва, Ленинградская 52</w:t>
+              <w:t xml:space="preserve">Москва, Победы 26</w:t>
             </w:r>
           </w:p>
           <w:p>
@@ -829,7 +829,7 @@
               <w:t xml:space="preserve">Адрес регистрации: </w:t>
             </w:r>
             <w:r>
-              <w:t xml:space="preserve">Московская обл., тер. СНТ «Родник», уч. 128</w:t>
+              <w:t xml:space="preserve">Новосибирская обл., Дмитровский р-н, 33 км автодороги М-1 «Дон», стр. 2</w:t>
             </w:r>
           </w:p>
           <w:p>
@@ -868,7 +868,7 @@
               <w:t xml:space="preserve">Тел.: </w:t>
             </w:r>
             <w:r>
-              <w:t xml:space="preserve">+7 (812) 731-85-89</w:t>
+              <w:t xml:space="preserve">+7 (812) 514-41-35</w:t>
             </w:r>
           </w:p>
           <w:p>
@@ -876,7 +876,7 @@
               <w:t xml:space="preserve">E-mail: </w:t>
             </w:r>
             <w:r>
-              <w:t xml:space="preserve">vorobev@yandex.ru</w:t>
+              <w:t xml:space="preserve">vorobev@bk.ru</w:t>
             </w:r>
           </w:p>
           <w:p/>

--- a/tests/corpus_v2/docs/loan_0010.docx
+++ b/tests/corpus_v2/docs/loan_0010.docx
@@ -273,10 +273,16 @@
         <w:t xml:space="preserve">МКАС при ТПП РФ</w:t>
       </w:r>
       <w:r>
+        <w:t xml:space="preserve">. Товар отгружается с сопроводительным документом паспорт качества № </w:t>
+      </w:r>
+      <w:r>
+        <w:t xml:space="preserve">71 19 949579</w:t>
+      </w:r>
+      <w:r>
         <w:t xml:space="preserve">. Цена — </w:t>
       </w:r>
       <w:r>
-        <w:t xml:space="preserve">57 500 000,2 ₽</w:t>
+        <w:t xml:space="preserve">164 000,6 ₽</w:t>
       </w:r>
       <w:r>
         <w:t xml:space="preserve">, включая НДС </w:t>
@@ -288,7 +294,7 @@
         <w:t xml:space="preserve"> в размере </w:t>
       </w:r>
       <w:r>
-        <w:t xml:space="preserve">600 002 (Шестьсот тысяч два) рубля 5 коп.</w:t>
+        <w:t xml:space="preserve">58 500 002 (Пятьдесят восемь миллионов пятьсот тысяч два) рубля 0 коп.</w:t>
       </w:r>
       <w:r>
         <w:t xml:space="preserve">.</w:t>
@@ -308,7 +314,7 @@
         <w:t xml:space="preserve">3.1. Место исполнения обязательств: </w:t>
       </w:r>
       <w:r>
-        <w:t xml:space="preserve">Краснодарский край, тер. СНТ «Родник», уч. 88</w:t>
+        <w:t xml:space="preserve">Московская обл., тер. СНТ «Родник», уч. 218</w:t>
       </w:r>
       <w:r>
         <w:t xml:space="preserve">.</w:t>
@@ -325,7 +331,7 @@
         <w:t xml:space="preserve"> по телефону </w:t>
       </w:r>
       <w:r>
-        <w:t xml:space="preserve">+7 (495) 535-62-61</w:t>
+        <w:t xml:space="preserve">+7 (846) 522-61-76</w:t>
       </w:r>
       <w:r>
         <w:t xml:space="preserve">.</w:t>
@@ -336,7 +342,7 @@
         <w:t xml:space="preserve">3.3. Срок исполнения обязательств — </w:t>
       </w:r>
       <w:r>
-        <w:t xml:space="preserve">в течение 12 месяцев с даты подписания Сторонами акта сдачи-приемки оказанных услуг</w:t>
+        <w:t xml:space="preserve">в течение 24 месяцев с даты подписания Сторонами акта сдачи-приемки оказанных услуг</w:t>
       </w:r>
       <w:r>
         <w:t xml:space="preserve">.</w:t>
@@ -373,13 +379,13 @@
         <w:t xml:space="preserve">. Предельный размер ответственности: </w:t>
       </w:r>
       <w:r>
-        <w:t xml:space="preserve">15% годовых</w:t>
+        <w:t xml:space="preserve">18% годовых</w:t>
       </w:r>
       <w:r>
         <w:t xml:space="preserve">, но не более </w:t>
       </w:r>
       <w:r>
-        <w:t xml:space="preserve">18% от цены Договора</w:t>
+        <w:t xml:space="preserve">21% от цены Договора</w:t>
       </w:r>
       <w:r>
         <w:t xml:space="preserve">.</w:t>
@@ -401,7 +407,7 @@
         <w:t xml:space="preserve">Сторона, для которой создалась невозможность исполнения, обязана уведомить другую Сторону. Срок уведомления — </w:t>
       </w:r>
       <w:r>
-        <w:t xml:space="preserve">не позднее 26.04.2026</w:t>
+        <w:t xml:space="preserve">не позднее 07.06.2026</w:t>
       </w:r>
       <w:r>
         <w:t xml:space="preserve">.</w:t>
@@ -415,7 +421,7 @@
         <w:t xml:space="preserve">Все споры и разногласия решаются путём переговоров. Претензионный порядок обязателен, срок ответа на претензию — </w:t>
       </w:r>
       <w:r>
-        <w:t xml:space="preserve">в течение тридцати дней с момента заключения контракта</w:t>
+        <w:t xml:space="preserve">в течение семи дней с момента заключения контракта</w:t>
       </w:r>
       <w:r>
         <w:t xml:space="preserve">.</w:t>
@@ -550,7 +556,7 @@
         <w:t xml:space="preserve">Расторжение Договора в одностороннем порядке допускается при существенном нарушении его условий другой Стороной. Срок направления уведомления — </w:t>
       </w:r>
       <w:r>
-        <w:t xml:space="preserve">в течение 7 календарных дней со дня предъявления требования</w:t>
+        <w:t xml:space="preserve">в течение 3 календарных дней со дня предъявления требования</w:t>
       </w:r>
       <w:r>
         <w:t xml:space="preserve">.</w:t>
@@ -567,13 +573,13 @@
         <w:t xml:space="preserve">, тел. </w:t>
       </w:r>
       <w:r>
-        <w:t xml:space="preserve">+7 (495) 312-13-74</w:t>
+        <w:t xml:space="preserve">+7 (499) 127-74-99</w:t>
       </w:r>
       <w:r>
         <w:t xml:space="preserve">, адрес для корреспонденции: </w:t>
       </w:r>
       <w:r>
-        <w:t xml:space="preserve">Московская обл., тер. СНТ «Родник», уч. 262</w:t>
+        <w:t xml:space="preserve">Республика Татарстан, Дмитровский р-н, 77 км автодороги М-2 «Дон», стр. 5</w:t>
       </w:r>
       <w:r>
         <w:t xml:space="preserve">.</w:t>
@@ -602,10 +608,10 @@
         <w:t xml:space="preserve">Место исполнения: </w:t>
       </w:r>
       <w:r>
-        <w:t xml:space="preserve">190000, г. Санкт-Петербург, просп. Профсоюзная, д. 31, кв. 55</w:t>
-      </w:r>
-      <w:r>
-        <w:t xml:space="preserve">5449005652</w:t>
+        <w:t xml:space="preserve">420111, г. Казань, просп. Кирова, д. 42, кв. 69</w:t>
+      </w:r>
+      <w:r>
+        <w:t xml:space="preserve">4900565970</w:t>
       </w:r>
     </w:p>
     <w:p/>
@@ -626,10 +632,10 @@
         <w:rPr>
           <w:b/>
         </w:rPr>
-        <w:t xml:space="preserve">8/2</w:t>
-      </w:r>
-      <w:r>
-        <w:t xml:space="preserve">4</w:t>
+        <w:t xml:space="preserve">8/1</w:t>
+      </w:r>
+      <w:r>
+        <w:t xml:space="preserve">3</w:t>
       </w:r>
       <w:r>
         <w:t xml:space="preserve">.</w:t>
@@ -643,10 +649,10 @@
         <w:rPr>
           <w:b/>
         </w:rPr>
-        <w:t xml:space="preserve">не менее 9</w:t>
-      </w:r>
-      <w:r>
-        <w:t xml:space="preserve">79 000 (Девятисот семидесяти девяти тысяч) рублей</w:t>
+        <w:t xml:space="preserve">не менее 1</w:t>
+      </w:r>
+      <w:r>
+        <w:t xml:space="preserve">78 000 (Ста семидесяти восьми тысяч) рублей</w:t>
       </w:r>
       <w:r>
         <w:t xml:space="preserve">.</w:t>
@@ -660,10 +666,10 @@
         <w:rPr>
           <w:b/>
         </w:rPr>
-        <w:t xml:space="preserve">1/3</w:t>
-      </w:r>
-      <w:r>
-        <w:t xml:space="preserve">00 ключевой ставки ЦБ РФ от общей суммы счета</w:t>
+        <w:t xml:space="preserve">1</w:t>
+      </w:r>
+      <w:r>
+        <w:t xml:space="preserve">0 (десять) процентов за каждый день просрочки</w:t>
       </w:r>
       <w:r>
         <w:t xml:space="preserve">.</w:t>
@@ -674,7 +680,7 @@
         <w:t xml:space="preserve">9.4. Контрольная запись: </w:t>
       </w:r>
       <w:r>
-        <w:t xml:space="preserve">не позднее 06.05.20</w:t>
+        <w:t xml:space="preserve">не позднее 12.06.20</w:t>
         <w:br/>
         <w:t xml:space="preserve">26</w:t>
       </w:r>
@@ -739,7 +745,7 @@
               <w:t xml:space="preserve">Адрес регистрации: </w:t>
             </w:r>
             <w:r>
-              <w:t xml:space="preserve">Свердловская обл., Наро-Фоминский р-н, 76 км автодороги М-9 «Дон», стр. 6</w:t>
+              <w:t xml:space="preserve">Краснодарский край, тер. СНТ «Родник», уч. 131</w:t>
             </w:r>
           </w:p>
           <w:p>
@@ -778,7 +784,7 @@
               <w:t xml:space="preserve">Тел.: </w:t>
             </w:r>
             <w:r>
-              <w:t xml:space="preserve">+7 (812) 530-23-96</w:t>
+              <w:t xml:space="preserve">+7 (846) 617-75-42</w:t>
             </w:r>
           </w:p>
           <w:p>
@@ -786,7 +792,7 @@
               <w:t xml:space="preserve">E-mail: </w:t>
             </w:r>
             <w:r>
-              <w:t xml:space="preserve">nurmagomedova@romashka.ru</w:t>
+              <w:t xml:space="preserve">nurmagomedova@inbox.ru</w:t>
             </w:r>
           </w:p>
           <w:p/>
@@ -813,7 +819,7 @@
           </w:p>
           <w:p>
             <w:r>
-              <w:t xml:space="preserve">Москва, Победы 26</w:t>
+              <w:t xml:space="preserve">Москва, Ленинградская 52</w:t>
             </w:r>
           </w:p>
           <w:p>
@@ -829,7 +835,7 @@
               <w:t xml:space="preserve">Адрес регистрации: </w:t>
             </w:r>
             <w:r>
-              <w:t xml:space="preserve">Новосибирская обл., Дмитровский р-н, 33 км автодороги М-1 «Дон», стр. 2</w:t>
+              <w:t xml:space="preserve">Республика Татарстан, тер. СНТ «Родник», уч. 63</w:t>
             </w:r>
           </w:p>
           <w:p>
@@ -868,7 +874,7 @@
               <w:t xml:space="preserve">Тел.: </w:t>
             </w:r>
             <w:r>
-              <w:t xml:space="preserve">+7 (812) 514-41-35</w:t>
+              <w:t xml:space="preserve">+7 (499) 384-88-85</w:t>
             </w:r>
           </w:p>
           <w:p>
@@ -876,7 +882,7 @@
               <w:t xml:space="preserve">E-mail: </w:t>
             </w:r>
             <w:r>
-              <w:t xml:space="preserve">vorobev@bk.ru</w:t>
+              <w:t xml:space="preserve">vorobev@yandex.ru</w:t>
             </w:r>
           </w:p>
           <w:p/>

--- a/tests/corpus_v2/docs/loan_0010.docx
+++ b/tests/corpus_v2/docs/loan_0010.docx
@@ -279,10 +279,46 @@
         <w:t xml:space="preserve">71 19 949579</w:t>
       </w:r>
       <w:r>
+        <w:t xml:space="preserve">. К партии приложен паспорт изделия № </w:t>
+      </w:r>
+      <w:r>
+        <w:t xml:space="preserve">20 02 423645</w:t>
+      </w:r>
+      <w:r>
+        <w:t xml:space="preserve">. Оборудование поставляется с паспортом транспортного средства № </w:t>
+      </w:r>
+      <w:r>
+        <w:t xml:space="preserve">72 24 175633</w:t>
+      </w:r>
+      <w:r>
+        <w:t xml:space="preserve">. Приёмка производится согласно техническому паспорту </w:t>
+      </w:r>
+      <w:r>
+        <w:t xml:space="preserve">86 12 626035</w:t>
+      </w:r>
+      <w:r>
+        <w:t xml:space="preserve">. СНИЛС не указан, номер заказа </w:t>
+      </w:r>
+      <w:r>
+        <w:t xml:space="preserve">355-826-176 00</w:t>
+      </w:r>
+      <w:r>
+        <w:t xml:space="preserve">. Дата рождения не проставлена, документ выдан </w:t>
+      </w:r>
+      <w:r>
+        <w:t xml:space="preserve">14.12.2021</w:t>
+      </w:r>
+      <w:r>
+        <w:t xml:space="preserve">. Код подразделения, см. артикул </w:t>
+      </w:r>
+      <w:r>
+        <w:t xml:space="preserve">780-415</w:t>
+      </w:r>
+      <w:r>
         <w:t xml:space="preserve">. Цена — </w:t>
       </w:r>
       <w:r>
-        <w:t xml:space="preserve">164 000,6 ₽</w:t>
+        <w:t xml:space="preserve">5 390 000,6 ₽</w:t>
       </w:r>
       <w:r>
         <w:t xml:space="preserve">, включая НДС </w:t>
@@ -294,7 +330,7 @@
         <w:t xml:space="preserve"> в размере </w:t>
       </w:r>
       <w:r>
-        <w:t xml:space="preserve">58 500 002 (Пятьдесят восемь миллионов пятьсот тысяч два) рубля 0 коп.</w:t>
+        <w:t xml:space="preserve">553 002 (Пятьсот пятьдесят три тысячи два) рубля 0 коп.</w:t>
       </w:r>
       <w:r>
         <w:t xml:space="preserve">.</w:t>
@@ -314,7 +350,7 @@
         <w:t xml:space="preserve">3.1. Место исполнения обязательств: </w:t>
       </w:r>
       <w:r>
-        <w:t xml:space="preserve">Московская обл., тер. СНТ «Родник», уч. 218</w:t>
+        <w:t xml:space="preserve">Тверская обл., тер. СНТ «Родник», уч. 14</w:t>
       </w:r>
       <w:r>
         <w:t xml:space="preserve">.</w:t>
@@ -331,7 +367,7 @@
         <w:t xml:space="preserve"> по телефону </w:t>
       </w:r>
       <w:r>
-        <w:t xml:space="preserve">+7 (846) 522-61-76</w:t>
+        <w:t xml:space="preserve">+7 (383) 815-66-30</w:t>
       </w:r>
       <w:r>
         <w:t xml:space="preserve">.</w:t>
@@ -342,7 +378,7 @@
         <w:t xml:space="preserve">3.3. Срок исполнения обязательств — </w:t>
       </w:r>
       <w:r>
-        <w:t xml:space="preserve">в течение 24 месяцев с даты подписания Сторонами акта сдачи-приемки оказанных услуг</w:t>
+        <w:t xml:space="preserve">в течение 6 месяцев с даты подписания Сторонами акта сдачи-приемки оказанных услуг</w:t>
       </w:r>
       <w:r>
         <w:t xml:space="preserve">.</w:t>
@@ -379,13 +415,13 @@
         <w:t xml:space="preserve">. Предельный размер ответственности: </w:t>
       </w:r>
       <w:r>
-        <w:t xml:space="preserve">18% годовых</w:t>
+        <w:t xml:space="preserve">5% годовых</w:t>
       </w:r>
       <w:r>
         <w:t xml:space="preserve">, но не более </w:t>
       </w:r>
       <w:r>
-        <w:t xml:space="preserve">21% от цены Договора</w:t>
+        <w:t xml:space="preserve">20% от цены Договора</w:t>
       </w:r>
       <w:r>
         <w:t xml:space="preserve">.</w:t>
@@ -407,7 +443,7 @@
         <w:t xml:space="preserve">Сторона, для которой создалась невозможность исполнения, обязана уведомить другую Сторону. Срок уведомления — </w:t>
       </w:r>
       <w:r>
-        <w:t xml:space="preserve">не позднее 07.06.2026</w:t>
+        <w:t xml:space="preserve">не позднее 20.12.2025</w:t>
       </w:r>
       <w:r>
         <w:t xml:space="preserve">.</w:t>
@@ -421,7 +457,7 @@
         <w:t xml:space="preserve">Все споры и разногласия решаются путём переговоров. Претензионный порядок обязателен, срок ответа на претензию — </w:t>
       </w:r>
       <w:r>
-        <w:t xml:space="preserve">в течение семи дней с момента заключения контракта</w:t>
+        <w:t xml:space="preserve">в течение десяти дней с момента заключения контракта</w:t>
       </w:r>
       <w:r>
         <w:t xml:space="preserve">.</w:t>
@@ -556,7 +592,7 @@
         <w:t xml:space="preserve">Расторжение Договора в одностороннем порядке допускается при существенном нарушении его условий другой Стороной. Срок направления уведомления — </w:t>
       </w:r>
       <w:r>
-        <w:t xml:space="preserve">в течение 3 календарных дней со дня предъявления требования</w:t>
+        <w:t xml:space="preserve">в течение 10 календарных дней со дня предъявления требования</w:t>
       </w:r>
       <w:r>
         <w:t xml:space="preserve">.</w:t>
@@ -573,13 +609,13 @@
         <w:t xml:space="preserve">, тел. </w:t>
       </w:r>
       <w:r>
-        <w:t xml:space="preserve">+7 (499) 127-74-99</w:t>
+        <w:t xml:space="preserve">+7 (499) 859-51-44</w:t>
       </w:r>
       <w:r>
         <w:t xml:space="preserve">, адрес для корреспонденции: </w:t>
       </w:r>
       <w:r>
-        <w:t xml:space="preserve">Республика Татарстан, Дмитровский р-н, 77 км автодороги М-2 «Дон», стр. 5</w:t>
+        <w:t xml:space="preserve">Свердловская обл., Наро-Фоминский р-н, 85 км автодороги М-8 «Дон», стр. 6</w:t>
       </w:r>
       <w:r>
         <w:t xml:space="preserve">.</w:t>
@@ -608,10 +644,10 @@
         <w:t xml:space="preserve">Место исполнения: </w:t>
       </w:r>
       <w:r>
-        <w:t xml:space="preserve">420111, г. Казань, просп. Кирова, д. 42, кв. 69</w:t>
-      </w:r>
-      <w:r>
-        <w:t xml:space="preserve">4900565970</w:t>
+        <w:t xml:space="preserve">344002, г. Ростов-на-Дону, просп. Мира, д. 23, кв. 77</w:t>
+      </w:r>
+      <w:r>
+        <w:t xml:space="preserve">5556416488</w:t>
       </w:r>
     </w:p>
     <w:p/>
@@ -632,10 +668,10 @@
         <w:rPr>
           <w:b/>
         </w:rPr>
-        <w:t xml:space="preserve">8/1</w:t>
-      </w:r>
-      <w:r>
-        <w:t xml:space="preserve">3</w:t>
+        <w:t xml:space="preserve">9/1</w:t>
+      </w:r>
+      <w:r>
+        <w:t xml:space="preserve">8</w:t>
       </w:r>
       <w:r>
         <w:t xml:space="preserve">.</w:t>
@@ -649,10 +685,10 @@
         <w:rPr>
           <w:b/>
         </w:rPr>
-        <w:t xml:space="preserve">не менее 1</w:t>
-      </w:r>
-      <w:r>
-        <w:t xml:space="preserve">78 000 (Ста семидесяти восьми тысяч) рублей</w:t>
+        <w:t xml:space="preserve">не менее 44 0</w:t>
+      </w:r>
+      <w:r>
+        <w:t xml:space="preserve">00 000 (Сорока четырёх миллионов) рублей</w:t>
       </w:r>
       <w:r>
         <w:t xml:space="preserve">.</w:t>
@@ -666,10 +702,10 @@
         <w:rPr>
           <w:b/>
         </w:rPr>
-        <w:t xml:space="preserve">1</w:t>
-      </w:r>
-      <w:r>
-        <w:t xml:space="preserve">0 (десять) процентов за каждый день просрочки</w:t>
+        <w:t xml:space="preserve">1/3</w:t>
+      </w:r>
+      <w:r>
+        <w:t xml:space="preserve">00 ключевой ставки ЦБ РФ от общей суммы счета</w:t>
       </w:r>
       <w:r>
         <w:t xml:space="preserve">.</w:t>
@@ -680,7 +716,7 @@
         <w:t xml:space="preserve">9.4. Контрольная запись: </w:t>
       </w:r>
       <w:r>
-        <w:t xml:space="preserve">не позднее 12.06.20</w:t>
+        <w:t xml:space="preserve">не позднее 22.01.20</w:t>
         <w:br/>
         <w:t xml:space="preserve">26</w:t>
       </w:r>
@@ -745,7 +781,7 @@
               <w:t xml:space="preserve">Адрес регистрации: </w:t>
             </w:r>
             <w:r>
-              <w:t xml:space="preserve">Краснодарский край, тер. СНТ «Родник», уч. 131</w:t>
+              <w:t xml:space="preserve">Новосибирская обл., Дмитровский р-н, 33 км автодороги М-1 «Дон», стр. 2</w:t>
             </w:r>
           </w:p>
           <w:p>
@@ -784,7 +820,7 @@
               <w:t xml:space="preserve">Тел.: </w:t>
             </w:r>
             <w:r>
-              <w:t xml:space="preserve">+7 (846) 617-75-42</w:t>
+              <w:t xml:space="preserve">+7 (812) 514-41-35</w:t>
             </w:r>
           </w:p>
           <w:p>
@@ -792,7 +828,7 @@
               <w:t xml:space="preserve">E-mail: </w:t>
             </w:r>
             <w:r>
-              <w:t xml:space="preserve">nurmagomedova@inbox.ru</w:t>
+              <w:t xml:space="preserve">nurmagomedova@bk.ru</w:t>
             </w:r>
           </w:p>
           <w:p/>
@@ -819,7 +855,7 @@
           </w:p>
           <w:p>
             <w:r>
-              <w:t xml:space="preserve">Москва, Ленинградская 52</w:t>
+              <w:t xml:space="preserve">Новосибирск, Советская 1</w:t>
             </w:r>
           </w:p>
           <w:p>
@@ -835,7 +871,7 @@
               <w:t xml:space="preserve">Адрес регистрации: </w:t>
             </w:r>
             <w:r>
-              <w:t xml:space="preserve">Республика Татарстан, тер. СНТ «Родник», уч. 63</w:t>
+              <w:t xml:space="preserve">141400, Ленинградская обл., г. Химки, ш. Пушкина, д. 79, корп. 1, литера А, пом. 30, оф. 306</w:t>
             </w:r>
           </w:p>
           <w:p>
@@ -874,7 +910,7 @@
               <w:t xml:space="preserve">Тел.: </w:t>
             </w:r>
             <w:r>
-              <w:t xml:space="preserve">+7 (499) 384-88-85</w:t>
+              <w:t xml:space="preserve">+7 (812) 252-26-66</w:t>
             </w:r>
           </w:p>
           <w:p>
@@ -882,7 +918,7 @@
               <w:t xml:space="preserve">E-mail: </w:t>
             </w:r>
             <w:r>
-              <w:t xml:space="preserve">vorobev@yandex.ru</w:t>
+              <w:t xml:space="preserve">vorobev@gmail.com</w:t>
             </w:r>
           </w:p>
           <w:p/>

--- a/tests/corpus_v2/docs/loan_0010.docx
+++ b/tests/corpus_v2/docs/loan_0010.docx
@@ -336,404 +336,120 @@
         <w:t xml:space="preserve">.</w:t>
       </w:r>
     </w:p>
-    <w:p/>
-    <w:p>
-      <w:r>
-        <w:rPr>
-          <w:b/>
-        </w:rPr>
-        <w:t xml:space="preserve">3. МЕСТО И СРОКИ ИСПОЛНЕНИЯ</w:t>
-      </w:r>
-    </w:p>
-    <w:p>
-      <w:r>
-        <w:t xml:space="preserve">3.1. Место исполнения обязательств: </w:t>
-      </w:r>
-      <w:r>
-        <w:t xml:space="preserve">Тверская обл., тер. СНТ «Родник», уч. 14</w:t>
-      </w:r>
-      <w:r>
-        <w:t xml:space="preserve">.</w:t>
-      </w:r>
-    </w:p>
-    <w:p>
-      <w:r>
-        <w:t xml:space="preserve">3.2. Уведомления направляются </w:t>
-      </w:r>
-      <w:r>
-        <w:t xml:space="preserve">Воробьёву Ивану Егоровичу</w:t>
-      </w:r>
-      <w:r>
-        <w:t xml:space="preserve"> по телефону </w:t>
-      </w:r>
-      <w:r>
-        <w:t xml:space="preserve">+7 (383) 815-66-30</w:t>
-      </w:r>
-      <w:r>
-        <w:t xml:space="preserve">.</w:t>
-      </w:r>
-    </w:p>
-    <w:p>
-      <w:r>
-        <w:t xml:space="preserve">3.3. Срок исполнения обязательств — </w:t>
-      </w:r>
-      <w:r>
-        <w:t xml:space="preserve">в течение 6 месяцев с даты подписания Сторонами акта сдачи-приемки оказанных услуг</w:t>
-      </w:r>
-      <w:r>
-        <w:t xml:space="preserve">.</w:t>
-      </w:r>
-    </w:p>
-    <w:p/>
-    <w:p>
-      <w:r>
-        <w:rPr>
-          <w:b/>
-        </w:rPr>
-        <w:t xml:space="preserve">4. ПРОЧИЕ УСЛОВИЯ</w:t>
-      </w:r>
-    </w:p>
-    <w:p>
-      <w:r>
-        <w:t xml:space="preserve">4.1. </w:t>
-      </w:r>
-      <w:r>
-        <w:t xml:space="preserve">Стороны несут ответственность за неисполнение или ненадлежащее исполнение обязательств в соответствии с законодательством Российской Федерации.</w:t>
-      </w:r>
-    </w:p>
-    <w:p>
-      <w:r>
-        <w:t xml:space="preserve">4.2. </w:t>
-      </w:r>
-      <w:r>
-        <w:t xml:space="preserve">Размер неустойки за нарушение сроков оплаты: </w:t>
-      </w:r>
-      <w:r>
-        <w:t xml:space="preserve">1/300 ключевой ставки ЦБ РФ от цены Договора</w:t>
-      </w:r>
-      <w:r>
-        <w:t xml:space="preserve">. Предельный размер ответственности: </w:t>
-      </w:r>
-      <w:r>
-        <w:t xml:space="preserve">5% годовых</w:t>
-      </w:r>
-      <w:r>
-        <w:t xml:space="preserve">, но не более </w:t>
-      </w:r>
-      <w:r>
-        <w:t xml:space="preserve">20% от цены Договора</w:t>
-      </w:r>
-      <w:r>
-        <w:t xml:space="preserve">.</w:t>
-      </w:r>
-    </w:p>
-    <w:p>
-      <w:r>
-        <w:t xml:space="preserve">4.3. </w:t>
-      </w:r>
-      <w:r>
-        <w:t xml:space="preserve">Стороны освобождаются от ответственности при наступлении обстоятельств непреодолимой силы, если они прямо повлияли на исполнение обязательств.</w:t>
-      </w:r>
-    </w:p>
-    <w:p>
-      <w:r>
-        <w:t xml:space="preserve">4.4. </w:t>
-      </w:r>
-      <w:r>
-        <w:t xml:space="preserve">Сторона, для которой создалась невозможность исполнения, обязана уведомить другую Сторону. Срок уведомления — </w:t>
-      </w:r>
-      <w:r>
-        <w:t xml:space="preserve">не позднее 20.12.2025</w:t>
-      </w:r>
-      <w:r>
-        <w:t xml:space="preserve">.</w:t>
-      </w:r>
-    </w:p>
-    <w:p>
-      <w:r>
-        <w:t xml:space="preserve">4.5. </w:t>
-      </w:r>
-      <w:r>
-        <w:t xml:space="preserve">Все споры и разногласия решаются путём переговоров. Претензионный порядок обязателен, срок ответа на претензию — </w:t>
-      </w:r>
-      <w:r>
-        <w:t xml:space="preserve">в течение десяти дней с момента заключения контракта</w:t>
-      </w:r>
-      <w:r>
-        <w:t xml:space="preserve">.</w:t>
-      </w:r>
-    </w:p>
-    <w:p>
-      <w:r>
-        <w:t xml:space="preserve">4.6. </w:t>
-      </w:r>
-      <w:r>
-        <w:t xml:space="preserve">Договор вступает в силу с момента подписания и действует до полного исполнения Сторонами принятых обязательств.</w:t>
-      </w:r>
-    </w:p>
-    <w:p>
-      <w:r>
-        <w:t xml:space="preserve">4.7. </w:t>
-      </w:r>
-      <w:r>
-        <w:t xml:space="preserve">Изменения и дополнения к Договору действительны при условии их совершения в письменной форме и подписания уполномоченными представителями Сторон.</w:t>
-      </w:r>
-    </w:p>
-    <w:p>
-      <w:r>
-        <w:t xml:space="preserve">4.8. </w:t>
-      </w:r>
-      <w:r>
-        <w:t xml:space="preserve">Договор составлен в двух экземплярах, имеющих равную юридическую силу, по одному для каждой из Сторон.</w:t>
-      </w:r>
-    </w:p>
-    <w:p>
-      <w:r>
-        <w:t xml:space="preserve">4.9. </w:t>
-      </w:r>
-      <w:r>
-        <w:t xml:space="preserve">Стороны признают юридическую силу документов, переданных по электронной почте, с последующим обменом оригиналами.</w:t>
-      </w:r>
-    </w:p>
-    <w:p>
-      <w:r>
-        <w:t xml:space="preserve">4.10. </w:t>
-      </w:r>
-      <w:r>
-        <w:t xml:space="preserve">Уступка прав по Договору третьим лицам без письменного согласия другой Стороны не допускается.</w:t>
-      </w:r>
-    </w:p>
-    <w:p>
-      <w:r>
-        <w:t xml:space="preserve">4.11. </w:t>
-      </w:r>
-      <w:r>
-        <w:t xml:space="preserve">Стороны обязуются сохранять конфиденциальность в отношении сведений, ставших известными в ходе исполнения Договора.</w:t>
-      </w:r>
-    </w:p>
-    <w:p>
-      <w:r>
-        <w:t xml:space="preserve">4.12. </w:t>
-      </w:r>
-      <w:r>
-        <w:t xml:space="preserve">Ни одна из Сторон не вправе использовать товарные знаки другой Стороны без предварительного письменного согласия.</w:t>
-      </w:r>
-    </w:p>
-    <w:p/>
-    <w:p>
-      <w:r>
-        <w:rPr>
-          <w:b/>
-        </w:rPr>
-        <w:t xml:space="preserve">5. ЗАВЕРЕНИЯ ОБ ОБСТОЯТЕЛЬСТВАХ</w:t>
-      </w:r>
-    </w:p>
-    <w:p>
-      <w:r>
-        <w:t xml:space="preserve">5.1. </w:t>
-      </w:r>
-      <w:r>
-        <w:t xml:space="preserve">Договор вступает в силу с момента подписания и действует до полного исполнения Сторонами принятых обязательств.</w:t>
-      </w:r>
-    </w:p>
-    <w:p>
-      <w:r>
-        <w:t xml:space="preserve">5.2. </w:t>
-      </w:r>
-      <w:r>
-        <w:t xml:space="preserve">Изменения и дополнения к Договору действительны при условии их совершения в письменной форме и подписания уполномоченными представителями Сторон.</w:t>
-      </w:r>
-    </w:p>
-    <w:p>
-      <w:r>
-        <w:t xml:space="preserve">5.3. </w:t>
-      </w:r>
-      <w:r>
-        <w:t xml:space="preserve">Договор составлен в двух экземплярах, имеющих равную юридическую силу, по одному для каждой из Сторон.</w:t>
-      </w:r>
-    </w:p>
-    <w:p>
-      <w:r>
-        <w:t xml:space="preserve">5.4. </w:t>
-      </w:r>
-      <w:r>
-        <w:t xml:space="preserve">Стороны признают юридическую силу документов, переданных по электронной почте, с последующим обменом оригиналами.</w:t>
-      </w:r>
-    </w:p>
-    <w:p>
-      <w:r>
-        <w:t xml:space="preserve">5.5. </w:t>
-      </w:r>
-      <w:r>
-        <w:t xml:space="preserve">Уступка прав по Договору третьим лицам без письменного согласия другой Стороны не допускается.</w:t>
-      </w:r>
-    </w:p>
-    <w:p>
-      <w:r>
-        <w:t xml:space="preserve">5.6. </w:t>
-      </w:r>
-      <w:r>
-        <w:t xml:space="preserve">Стороны обязуются сохранять конфиденциальность в отношении сведений, ставших известными в ходе исполнения Договора.</w:t>
-      </w:r>
-    </w:p>
-    <w:p>
-      <w:r>
-        <w:t xml:space="preserve">5.7. </w:t>
-      </w:r>
-      <w:r>
-        <w:t xml:space="preserve">Ни одна из Сторон не вправе использовать товарные знаки другой Стороны без предварительного письменного согласия.</w:t>
-      </w:r>
-    </w:p>
-    <w:p>
-      <w:r>
-        <w:t xml:space="preserve">5.8. </w:t>
-      </w:r>
-      <w:r>
-        <w:t xml:space="preserve">Расторжение Договора в одностороннем порядке допускается при существенном нарушении его условий другой Стороной. Срок направления уведомления — </w:t>
-      </w:r>
-      <w:r>
-        <w:t xml:space="preserve">в течение 10 календарных дней со дня предъявления требования</w:t>
-      </w:r>
-      <w:r>
-        <w:t xml:space="preserve">.</w:t>
-      </w:r>
-    </w:p>
-    <w:p>
-      <w:r>
-        <w:t xml:space="preserve">5.9. Сторона-1 подтверждает, что уполномоченным лицом по вопросам исполнения является </w:t>
-      </w:r>
-      <w:r>
-        <w:t xml:space="preserve">Нурмагомедова Хадижат Магомедовна</w:t>
-      </w:r>
-      <w:r>
-        <w:t xml:space="preserve">, тел. </w:t>
-      </w:r>
-      <w:r>
-        <w:t xml:space="preserve">+7 (499) 859-51-44</w:t>
-      </w:r>
-      <w:r>
-        <w:t xml:space="preserve">, адрес для корреспонденции: </w:t>
-      </w:r>
-      <w:r>
-        <w:t xml:space="preserve">Свердловская обл., Наро-Фоминский р-н, 85 км автодороги М-8 «Дон», стр. 6</w:t>
-      </w:r>
-      <w:r>
-        <w:t xml:space="preserve">.</w:t>
-      </w:r>
-    </w:p>
-    <w:p/>
-    <w:p/>
-    <w:p>
-      <w:r>
-        <w:rPr>
-          <w:b/>
-        </w:rPr>
-        <w:t xml:space="preserve">10. ДОПОЛНИТЕЛЬНЫЕ СВЕДЕНИЯ О СТОРОНАХ</w:t>
-      </w:r>
-    </w:p>
-    <w:p>
-      <w:r>
-        <w:t xml:space="preserve">ОТВЕТСТВЕННЫЙ: </w:t>
-      </w:r>
-      <w:r>
-        <w:t xml:space="preserve">НУРМАГОМЕДОВА ХАДИЖАТ МАГОМЕДОВНА</w:t>
-      </w:r>
-    </w:p>
-    <w:p>
-      <w:r>
-        <w:t xml:space="preserve">Место исполнения: </w:t>
-      </w:r>
-      <w:r>
-        <w:t xml:space="preserve">344002, г. Ростов-на-Дону, просп. Мира, д. 23, кв. 77</w:t>
-      </w:r>
-      <w:r>
-        <w:t xml:space="preserve">5556416488</w:t>
-      </w:r>
-    </w:p>
-    <w:p/>
-    <w:p/>
-    <w:p>
-      <w:r>
-        <w:rPr>
-          <w:b/>
-        </w:rPr>
-        <w:t xml:space="preserve">9. КОНТРОЛЬНЫЕ ВЕЛИЧИНЫ</w:t>
-      </w:r>
-    </w:p>
-    <w:p>
-      <w:r>
-        <w:t xml:space="preserve">9.1. Контрольная запись: </w:t>
-      </w:r>
-      <w:r>
-        <w:rPr>
-          <w:b/>
-        </w:rPr>
-        <w:t xml:space="preserve">9/1</w:t>
-      </w:r>
-      <w:r>
-        <w:t xml:space="preserve">8</w:t>
-      </w:r>
-      <w:r>
-        <w:t xml:space="preserve">.</w:t>
-      </w:r>
-    </w:p>
-    <w:p>
-      <w:r>
-        <w:t xml:space="preserve">9.2. Контрольная запись: </w:t>
-      </w:r>
-      <w:r>
-        <w:rPr>
-          <w:b/>
-        </w:rPr>
-        <w:t xml:space="preserve">не менее 44 0</w:t>
-      </w:r>
-      <w:r>
-        <w:t xml:space="preserve">00 000 (Сорока четырёх миллионов) рублей</w:t>
-      </w:r>
-      <w:r>
-        <w:t xml:space="preserve">.</w:t>
-      </w:r>
-    </w:p>
-    <w:p>
-      <w:r>
-        <w:t xml:space="preserve">9.3. Контрольная запись: </w:t>
-      </w:r>
-      <w:r>
-        <w:rPr>
-          <w:b/>
-        </w:rPr>
-        <w:t xml:space="preserve">1/3</w:t>
-      </w:r>
-      <w:r>
-        <w:t xml:space="preserve">00 ключевой ставки ЦБ РФ от общей суммы счета</w:t>
-      </w:r>
-      <w:r>
-        <w:t xml:space="preserve">.</w:t>
-      </w:r>
-    </w:p>
-    <w:p>
-      <w:r>
-        <w:t xml:space="preserve">9.4. Контрольная запись: </w:t>
-      </w:r>
-      <w:r>
-        <w:t xml:space="preserve">не позднее 22.01.20</w:t>
-        <w:br/>
-        <w:t xml:space="preserve">26</w:t>
-      </w:r>
-      <w:r>
-        <w:t xml:space="preserve">.</w:t>
-      </w:r>
-    </w:p>
-    <w:p/>
-    <w:p>
-      <w:r>
-        <w:rPr>
-          <w:b/>
-        </w:rPr>
-        <w:t xml:space="preserve">РЕКВИЗИТЫ И ПОДПИСИ СТОРОН</w:t>
-      </w:r>
-    </w:p>
-    <w:p/>
+    <w:p>
+      <w:r>
+        <w:t xml:space="preserve">2.6. </w:t>
+      </w:r>
+      <w:r>
+        <w:t xml:space="preserve">Товар маркирован штрихкодом </w:t>
+      </w:r>
+      <w:r>
+        <w:t xml:space="preserve">4608143842974</w:t>
+      </w:r>
+      <w:r>
+        <w:t xml:space="preserve">. Код контрагента по ОКПО — </w:t>
+      </w:r>
+      <w:r>
+        <w:t xml:space="preserve">0555140060</w:t>
+      </w:r>
+      <w:r>
+        <w:t xml:space="preserve">. Оборудование учтено под инвентарным номером </w:t>
+      </w:r>
+      <w:r>
+        <w:t xml:space="preserve">043478170</w:t>
+      </w:r>
+      <w:r>
+        <w:t xml:space="preserve">, складской позиции присвоен номер </w:t>
+      </w:r>
+      <w:r>
+        <w:t xml:space="preserve">028841928</w:t>
+      </w:r>
+      <w:r>
+        <w:t xml:space="preserve">.</w:t>
+      </w:r>
+    </w:p>
+    <w:p>
+      <w:r>
+        <w:t xml:space="preserve">2.7. </w:t>
+      </w:r>
+      <w:r>
+        <w:t xml:space="preserve">Оплата по счёту-фактуре на КБК </w:t>
+      </w:r>
+      <w:r>
+        <w:t xml:space="preserve">18210101011011000174</w:t>
+      </w:r>
+      <w:r>
+        <w:t xml:space="preserve">. ИНН не присвоен, регистрационный № </w:t>
+      </w:r>
+      <w:r>
+        <w:t xml:space="preserve">7294568044</w:t>
+      </w:r>
+      <w:r>
+        <w:t xml:space="preserve">. ИНН не присвоен, платёжный документ № </w:t>
+      </w:r>
+      <w:r>
+        <w:t xml:space="preserve">498919516398</w:t>
+      </w:r>
+      <w:r>
+        <w:t xml:space="preserve">. Заказчик действует в лице </w:t>
+      </w:r>
+      <w:r>
+        <w:t xml:space="preserve">уполномоченного представителя</w:t>
+      </w:r>
+      <w:r>
+        <w:t xml:space="preserve">, назначаемого приказом.</w:t>
+      </w:r>
+    </w:p>
+    <w:p>
+      <w:r>
+        <w:t xml:space="preserve">2.8. </w:t>
+      </w:r>
+      <w:r>
+        <w:t xml:space="preserve">Массовая доля влаги в товаре — </w:t>
+      </w:r>
+      <w:r>
+        <w:t xml:space="preserve">не более 10 %</w:t>
+      </w:r>
+      <w:r>
+        <w:t xml:space="preserve">. Товар подлежит хранению </w:t>
+      </w:r>
+      <w:r>
+        <w:t xml:space="preserve">в течение 12 часов</w:t>
+      </w:r>
+      <w:r>
+        <w:t xml:space="preserve"> при температуре не выше +4 °C. Срок исковой давности по требованиям, вытекающим из Договора, составляет </w:t>
+      </w:r>
+      <w:r>
+        <w:t xml:space="preserve">в течение трёх лет</w:t>
+      </w:r>
+      <w:r>
+        <w:t xml:space="preserve">, как установлено статьёй 196 Гражданского кодекса Российской Федерации. Обработка данных ведётся согласно Федеральному закону от 27.07.2006 № 152-ФЗ </w:t>
+      </w:r>
+      <w:r>
+        <w:t xml:space="preserve">«О персональных данных»</w:t>
+      </w:r>
+      <w:r>
+        <w:t xml:space="preserve">. Товар поставляется под маркой </w:t>
+      </w:r>
+      <w:r>
+        <w:t xml:space="preserve">«Стандарт»</w:t>
+      </w:r>
+      <w:r>
+        <w:t xml:space="preserve">. Влажность определяется </w:t>
+      </w:r>
+      <w:r>
+        <w:t xml:space="preserve">по методу Кьельдаля</w:t>
+      </w:r>
+      <w:r>
+        <w:t xml:space="preserve">. Споры передаются на рассмотрение в Арбитражный суд </w:t>
+      </w:r>
+      <w:r>
+        <w:t xml:space="preserve">города Москвы</w:t>
+      </w:r>
+      <w:r>
+        <w:t xml:space="preserve">.</w:t>
+      </w:r>
+    </w:p>
     <w:tbl>
       <w:tblPr>
         <w:tblW w:w="9360" w:type="dxa"/>
@@ -757,87 +473,7 @@
           </w:tcPr>
           <w:p>
             <w:r>
-              <w:rPr>
-                <w:b/>
-              </w:rPr>
-              <w:t xml:space="preserve">Займодавец:</w:t>
-            </w:r>
-          </w:p>
-          <w:p>
-            <w:r>
-              <w:t xml:space="preserve">Нурмагомедова Хадижат Магомедовна</w:t>
-            </w:r>
-          </w:p>
-          <w:p>
-            <w:r>
-              <w:t xml:space="preserve">Индивидуальный предприниматель </w:t>
-            </w:r>
-            <w:r>
-              <w:t xml:space="preserve">Нурмагомедова Хадижат Магомедовна</w:t>
-            </w:r>
-          </w:p>
-          <w:p>
-            <w:r>
-              <w:t xml:space="preserve">Адрес регистрации: </w:t>
-            </w:r>
-            <w:r>
-              <w:t xml:space="preserve">Новосибирская обл., Дмитровский р-н, 33 км автодороги М-1 «Дон», стр. 2</w:t>
-            </w:r>
-          </w:p>
-          <w:p>
-            <w:r>
-              <w:t xml:space="preserve">ИНН </w:t>
-            </w:r>
-            <w:r>
-              <w:t xml:space="preserve">993956596508</w:t>
-            </w:r>
-            <w:r>
-              <w:t xml:space="preserve"> ОГРНИП </w:t>
-            </w:r>
-            <w:r>
-              <w:t xml:space="preserve">318003774586301</w:t>
-            </w:r>
-          </w:p>
-          <w:p>
-            <w:r>
-              <w:t xml:space="preserve">р/с </w:t>
-            </w:r>
-            <w:r>
-              <w:t xml:space="preserve">40802810424316357961</w:t>
-            </w:r>
-            <w:r>
-              <w:t xml:space="preserve"> в АО «Тинькофф Банк»</w:t>
-            </w:r>
-            <w:r>
-              <w:t xml:space="preserve">, БИК </w:t>
-            </w:r>
-            <w:r>
-              <w:t xml:space="preserve">044525974</w:t>
-            </w:r>
-          </w:p>
-          <w:p>
-            <w:r>
-              <w:t xml:space="preserve">Тел.: </w:t>
-            </w:r>
-            <w:r>
-              <w:t xml:space="preserve">+7 (812) 514-41-35</w:t>
-            </w:r>
-          </w:p>
-          <w:p>
-            <w:r>
-              <w:t xml:space="preserve">E-mail: </w:t>
-            </w:r>
-            <w:r>
-              <w:t xml:space="preserve">nurmagomedova@bk.ru</w:t>
-            </w:r>
-          </w:p>
-          <w:p/>
-          <w:p>
-            <w:r>
-              <w:t xml:space="preserve">ИП ______________ </w:t>
-            </w:r>
-            <w:r>
-              <w:t xml:space="preserve">Нурмагомедова Х. М.</w:t>
+              <w:t xml:space="preserve">8</w:t>
             </w:r>
           </w:p>
         </w:tc>
@@ -847,6 +483,523 @@
           </w:tcPr>
           <w:p>
             <w:r>
+              <w:t xml:space="preserve">9002894787</w:t>
+            </w:r>
+          </w:p>
+        </w:tc>
+      </w:tr>
+    </w:tbl>
+    <w:p/>
+    <w:p>
+      <w:r>
+        <w:rPr>
+          <w:b/>
+        </w:rPr>
+        <w:t xml:space="preserve">3. МЕСТО И СРОКИ ИСПОЛНЕНИЯ</w:t>
+      </w:r>
+    </w:p>
+    <w:p>
+      <w:r>
+        <w:t xml:space="preserve">3.1. Место исполнения обязательств: </w:t>
+      </w:r>
+      <w:r>
+        <w:t xml:space="preserve">420111, Ленинградская обл., г. Казань, наб. Пушкина, д. 42, корп. 2, литера А, пом. 19, оф. 131</w:t>
+      </w:r>
+      <w:r>
+        <w:t xml:space="preserve">.</w:t>
+      </w:r>
+    </w:p>
+    <w:p>
+      <w:r>
+        <w:t xml:space="preserve">3.2. Уведомления направляются </w:t>
+      </w:r>
+      <w:r>
+        <w:t xml:space="preserve">Воробьёву Ивану Егоровичу</w:t>
+      </w:r>
+      <w:r>
+        <w:t xml:space="preserve"> по телефону </w:t>
+      </w:r>
+      <w:r>
+        <w:t xml:space="preserve">+7 (495) 933-55-65</w:t>
+      </w:r>
+      <w:r>
+        <w:t xml:space="preserve">.</w:t>
+      </w:r>
+    </w:p>
+    <w:p>
+      <w:r>
+        <w:t xml:space="preserve">3.3. Срок исполнения обязательств — </w:t>
+      </w:r>
+      <w:r>
+        <w:t xml:space="preserve">в течение 36 месяцев с даты подписания Сторонами акта сдачи-приемки оказанных услуг</w:t>
+      </w:r>
+      <w:r>
+        <w:t xml:space="preserve">.</w:t>
+      </w:r>
+    </w:p>
+    <w:p/>
+    <w:p>
+      <w:r>
+        <w:rPr>
+          <w:b/>
+        </w:rPr>
+        <w:t xml:space="preserve">4. ПРОЧИЕ УСЛОВИЯ</w:t>
+      </w:r>
+    </w:p>
+    <w:p>
+      <w:r>
+        <w:t xml:space="preserve">4.1. </w:t>
+      </w:r>
+      <w:r>
+        <w:t xml:space="preserve">Стороны несут ответственность за неисполнение или ненадлежащее исполнение обязательств в соответствии с законодательством Российской Федерации.</w:t>
+      </w:r>
+    </w:p>
+    <w:p>
+      <w:r>
+        <w:t xml:space="preserve">4.2. </w:t>
+      </w:r>
+      <w:r>
+        <w:t xml:space="preserve">Размер неустойки за нарушение сроков оплаты: </w:t>
+      </w:r>
+      <w:r>
+        <w:t xml:space="preserve">1/300 ключевой ставки ЦБ РФ от цены Договора</w:t>
+      </w:r>
+      <w:r>
+        <w:t xml:space="preserve">. Предельный размер ответственности: </w:t>
+      </w:r>
+      <w:r>
+        <w:t xml:space="preserve">15% годовых</w:t>
+      </w:r>
+      <w:r>
+        <w:t xml:space="preserve">, но не более </w:t>
+      </w:r>
+      <w:r>
+        <w:t xml:space="preserve">20% от цены Договора</w:t>
+      </w:r>
+      <w:r>
+        <w:t xml:space="preserve">.</w:t>
+      </w:r>
+    </w:p>
+    <w:p>
+      <w:r>
+        <w:t xml:space="preserve">4.3. </w:t>
+      </w:r>
+      <w:r>
+        <w:t xml:space="preserve">Стороны освобождаются от ответственности при наступлении обстоятельств непреодолимой силы, если они прямо повлияли на исполнение обязательств.</w:t>
+      </w:r>
+    </w:p>
+    <w:p>
+      <w:r>
+        <w:t xml:space="preserve">4.4. </w:t>
+      </w:r>
+      <w:r>
+        <w:t xml:space="preserve">Сторона, для которой создалась невозможность исполнения, обязана уведомить другую Сторону. Срок уведомления — </w:t>
+      </w:r>
+      <w:r>
+        <w:t xml:space="preserve">не позднее 15.02.2025</w:t>
+      </w:r>
+      <w:r>
+        <w:t xml:space="preserve">.</w:t>
+      </w:r>
+    </w:p>
+    <w:p>
+      <w:r>
+        <w:t xml:space="preserve">4.5. </w:t>
+      </w:r>
+      <w:r>
+        <w:t xml:space="preserve">Все споры и разногласия решаются путём переговоров. Претензионный порядок обязателен, срок ответа на претензию — </w:t>
+      </w:r>
+      <w:r>
+        <w:t xml:space="preserve">в течение семи дней с момента заключения контракта</w:t>
+      </w:r>
+      <w:r>
+        <w:t xml:space="preserve">.</w:t>
+      </w:r>
+    </w:p>
+    <w:p>
+      <w:r>
+        <w:t xml:space="preserve">4.6. </w:t>
+      </w:r>
+      <w:r>
+        <w:t xml:space="preserve">Договор вступает в силу с момента подписания и действует до полного исполнения Сторонами принятых обязательств.</w:t>
+      </w:r>
+    </w:p>
+    <w:p>
+      <w:r>
+        <w:t xml:space="preserve">4.7. </w:t>
+      </w:r>
+      <w:r>
+        <w:t xml:space="preserve">Изменения и дополнения к Договору действительны при условии их совершения в письменной форме и подписания уполномоченными представителями Сторон.</w:t>
+      </w:r>
+    </w:p>
+    <w:p>
+      <w:r>
+        <w:t xml:space="preserve">4.8. </w:t>
+      </w:r>
+      <w:r>
+        <w:t xml:space="preserve">Договор составлен в двух экземплярах, имеющих равную юридическую силу, по одному для каждой из Сторон.</w:t>
+      </w:r>
+    </w:p>
+    <w:p>
+      <w:r>
+        <w:t xml:space="preserve">4.9. </w:t>
+      </w:r>
+      <w:r>
+        <w:t xml:space="preserve">Стороны признают юридическую силу документов, переданных по электронной почте, с последующим обменом оригиналами.</w:t>
+      </w:r>
+    </w:p>
+    <w:p>
+      <w:r>
+        <w:t xml:space="preserve">4.10. </w:t>
+      </w:r>
+      <w:r>
+        <w:t xml:space="preserve">Уступка прав по Договору третьим лицам без письменного согласия другой Стороны не допускается.</w:t>
+      </w:r>
+    </w:p>
+    <w:p>
+      <w:r>
+        <w:t xml:space="preserve">4.11. </w:t>
+      </w:r>
+      <w:r>
+        <w:t xml:space="preserve">Стороны обязуются сохранять конфиденциальность в отношении сведений, ставших известными в ходе исполнения Договора.</w:t>
+      </w:r>
+    </w:p>
+    <w:p>
+      <w:r>
+        <w:t xml:space="preserve">4.12. </w:t>
+      </w:r>
+      <w:r>
+        <w:t xml:space="preserve">Ни одна из Сторон не вправе использовать товарные знаки другой Стороны без предварительного письменного согласия.</w:t>
+      </w:r>
+    </w:p>
+    <w:p/>
+    <w:p>
+      <w:r>
+        <w:rPr>
+          <w:b/>
+        </w:rPr>
+        <w:t xml:space="preserve">5. ЗАВЕРЕНИЯ ОБ ОБСТОЯТЕЛЬСТВАХ</w:t>
+      </w:r>
+    </w:p>
+    <w:p>
+      <w:r>
+        <w:t xml:space="preserve">5.1. </w:t>
+      </w:r>
+      <w:r>
+        <w:t xml:space="preserve">Договор вступает в силу с момента подписания и действует до полного исполнения Сторонами принятых обязательств.</w:t>
+      </w:r>
+    </w:p>
+    <w:p>
+      <w:r>
+        <w:t xml:space="preserve">5.2. </w:t>
+      </w:r>
+      <w:r>
+        <w:t xml:space="preserve">Изменения и дополнения к Договору действительны при условии их совершения в письменной форме и подписания уполномоченными представителями Сторон.</w:t>
+      </w:r>
+    </w:p>
+    <w:p>
+      <w:r>
+        <w:t xml:space="preserve">5.3. </w:t>
+      </w:r>
+      <w:r>
+        <w:t xml:space="preserve">Договор составлен в двух экземплярах, имеющих равную юридическую силу, по одному для каждой из Сторон.</w:t>
+      </w:r>
+    </w:p>
+    <w:p>
+      <w:r>
+        <w:t xml:space="preserve">5.4. </w:t>
+      </w:r>
+      <w:r>
+        <w:t xml:space="preserve">Стороны признают юридическую силу документов, переданных по электронной почте, с последующим обменом оригиналами.</w:t>
+      </w:r>
+    </w:p>
+    <w:p>
+      <w:r>
+        <w:t xml:space="preserve">5.5. </w:t>
+      </w:r>
+      <w:r>
+        <w:t xml:space="preserve">Уступка прав по Договору третьим лицам без письменного согласия другой Стороны не допускается.</w:t>
+      </w:r>
+    </w:p>
+    <w:p>
+      <w:r>
+        <w:t xml:space="preserve">5.6. </w:t>
+      </w:r>
+      <w:r>
+        <w:t xml:space="preserve">Стороны обязуются сохранять конфиденциальность в отношении сведений, ставших известными в ходе исполнения Договора.</w:t>
+      </w:r>
+    </w:p>
+    <w:p>
+      <w:r>
+        <w:t xml:space="preserve">5.7. </w:t>
+      </w:r>
+      <w:r>
+        <w:t xml:space="preserve">Ни одна из Сторон не вправе использовать товарные знаки другой Стороны без предварительного письменного согласия.</w:t>
+      </w:r>
+    </w:p>
+    <w:p>
+      <w:r>
+        <w:t xml:space="preserve">5.8. </w:t>
+      </w:r>
+      <w:r>
+        <w:t xml:space="preserve">Расторжение Договора в одностороннем порядке допускается при существенном нарушении его условий другой Стороной. Срок направления уведомления — </w:t>
+      </w:r>
+      <w:r>
+        <w:t xml:space="preserve">в течение 14 календарных дней со дня предъявления требования</w:t>
+      </w:r>
+      <w:r>
+        <w:t xml:space="preserve">.</w:t>
+      </w:r>
+    </w:p>
+    <w:p>
+      <w:r>
+        <w:t xml:space="preserve">5.9. Сторона-1 подтверждает, что уполномоченным лицом по вопросам исполнения является </w:t>
+      </w:r>
+      <w:r>
+        <w:t xml:space="preserve">Нурмагомедова Хадижат Магомедовна</w:t>
+      </w:r>
+      <w:r>
+        <w:t xml:space="preserve">, тел. </w:t>
+      </w:r>
+      <w:r>
+        <w:t xml:space="preserve">+7 (812) 431-56-96</w:t>
+      </w:r>
+      <w:r>
+        <w:t xml:space="preserve">, адрес для корреспонденции: </w:t>
+      </w:r>
+      <w:r>
+        <w:t xml:space="preserve">Республика Татарстан, Дмитровский р-н, 77 км автодороги М-5 «Дон», стр. 4</w:t>
+      </w:r>
+      <w:r>
+        <w:t xml:space="preserve">.</w:t>
+      </w:r>
+    </w:p>
+    <w:p/>
+    <w:p/>
+    <w:p>
+      <w:r>
+        <w:rPr>
+          <w:b/>
+        </w:rPr>
+        <w:t xml:space="preserve">10. ДОПОЛНИТЕЛЬНЫЕ СВЕДЕНИЯ О СТОРОНАХ</w:t>
+      </w:r>
+    </w:p>
+    <w:p>
+      <w:r>
+        <w:t xml:space="preserve">ОТВЕТСТВЕННЫЙ: </w:t>
+      </w:r>
+      <w:r>
+        <w:t xml:space="preserve">НУРМАГОМЕДОВА ХАДИЖАТ МАГОМЕДОВНА</w:t>
+      </w:r>
+    </w:p>
+    <w:p>
+      <w:r>
+        <w:t xml:space="preserve">Место исполнения: </w:t>
+      </w:r>
+      <w:r>
+        <w:t xml:space="preserve">394000, г. Воронеж, наб. Мира, д. 6, кв. 112</w:t>
+      </w:r>
+      <w:r>
+        <w:t xml:space="preserve">7134999203</w:t>
+      </w:r>
+    </w:p>
+    <w:p/>
+    <w:p/>
+    <w:p>
+      <w:r>
+        <w:rPr>
+          <w:b/>
+        </w:rPr>
+        <w:t xml:space="preserve">9. КОНТРОЛЬНЫЕ ВЕЛИЧИНЫ</w:t>
+      </w:r>
+    </w:p>
+    <w:p>
+      <w:r>
+        <w:t xml:space="preserve">9.1. Контрольная запись: </w:t>
+      </w:r>
+      <w:r>
+        <w:rPr>
+          <w:b/>
+        </w:rPr>
+        <w:t xml:space="preserve">3/2</w:t>
+      </w:r>
+      <w:r>
+        <w:t xml:space="preserve">0</w:t>
+      </w:r>
+      <w:r>
+        <w:t xml:space="preserve">.</w:t>
+      </w:r>
+    </w:p>
+    <w:p>
+      <w:r>
+        <w:t xml:space="preserve">9.2. Контрольная запись: </w:t>
+      </w:r>
+      <w:r>
+        <w:rPr>
+          <w:b/>
+        </w:rPr>
+        <w:t xml:space="preserve">не менее 4</w:t>
+      </w:r>
+      <w:r>
+        <w:t xml:space="preserve">24 000 (Четырёхсот двадцати четырёх тысяч) рублей</w:t>
+      </w:r>
+      <w:r>
+        <w:t xml:space="preserve">.</w:t>
+      </w:r>
+    </w:p>
+    <w:p>
+      <w:r>
+        <w:t xml:space="preserve">9.3. Контрольная запись: </w:t>
+      </w:r>
+      <w:r>
+        <w:rPr>
+          <w:b/>
+        </w:rPr>
+        <w:t xml:space="preserve">1/3</w:t>
+      </w:r>
+      <w:r>
+        <w:t xml:space="preserve">00 ключевой ставки ЦБ РФ от общей суммы счета</w:t>
+      </w:r>
+      <w:r>
+        <w:t xml:space="preserve">.</w:t>
+      </w:r>
+    </w:p>
+    <w:p>
+      <w:r>
+        <w:t xml:space="preserve">9.4. Контрольная запись: </w:t>
+      </w:r>
+      <w:r>
+        <w:t xml:space="preserve">не позднее 18.01.20</w:t>
+        <w:br/>
+        <w:t xml:space="preserve">26</w:t>
+      </w:r>
+      <w:r>
+        <w:t xml:space="preserve">.</w:t>
+      </w:r>
+    </w:p>
+    <w:p/>
+    <w:p>
+      <w:r>
+        <w:rPr>
+          <w:b/>
+        </w:rPr>
+        <w:t xml:space="preserve">РЕКВИЗИТЫ И ПОДПИСИ СТОРОН</w:t>
+      </w:r>
+    </w:p>
+    <w:p/>
+    <w:tbl>
+      <w:tblPr>
+        <w:tblW w:w="9360" w:type="dxa"/>
+        <w:tblBorders>
+          <w:top w:val="single" w:sz="4" w:color="auto"/>
+          <w:left w:val="single" w:sz="4" w:color="auto"/>
+          <w:bottom w:val="single" w:sz="4" w:color="auto"/>
+          <w:right w:val="single" w:sz="4" w:color="auto"/>
+          <w:insideH w:val="single" w:sz="4" w:color="auto"/>
+          <w:insideV w:val="single" w:sz="4" w:color="auto"/>
+        </w:tblBorders>
+      </w:tblPr>
+      <w:tblGrid>
+        <w:gridCol w:w="4680"/>
+        <w:gridCol w:w="4680"/>
+      </w:tblGrid>
+      <w:tr>
+        <w:tc>
+          <w:tcPr>
+            <w:tcW w:w="4680" w:type="dxa"/>
+          </w:tcPr>
+          <w:p>
+            <w:r>
+              <w:rPr>
+                <w:b/>
+              </w:rPr>
+              <w:t xml:space="preserve">Займодавец:</w:t>
+            </w:r>
+          </w:p>
+          <w:p>
+            <w:r>
+              <w:t xml:space="preserve">Нурмагомедова Хадижат Магомедовна</w:t>
+            </w:r>
+          </w:p>
+          <w:p>
+            <w:r>
+              <w:t xml:space="preserve">Индивидуальный предприниматель </w:t>
+            </w:r>
+            <w:r>
+              <w:t xml:space="preserve">Нурмагомедова Хадижат Магомедовна</w:t>
+            </w:r>
+          </w:p>
+          <w:p>
+            <w:r>
+              <w:t xml:space="preserve">Адрес регистрации: </w:t>
+            </w:r>
+            <w:r>
+              <w:t xml:space="preserve">Ленинградская обл., тер. СНТ «Родник», уч. 38</w:t>
+            </w:r>
+          </w:p>
+          <w:p>
+            <w:r>
+              <w:t xml:space="preserve">ИНН </w:t>
+            </w:r>
+            <w:r>
+              <w:t xml:space="preserve">993956596508</w:t>
+            </w:r>
+            <w:r>
+              <w:t xml:space="preserve"> ОГРНИП </w:t>
+            </w:r>
+            <w:r>
+              <w:t xml:space="preserve">318003774586301</w:t>
+            </w:r>
+          </w:p>
+          <w:p>
+            <w:r>
+              <w:t xml:space="preserve">р/с </w:t>
+            </w:r>
+            <w:r>
+              <w:t xml:space="preserve">40802810424316357961</w:t>
+            </w:r>
+            <w:r>
+              <w:t xml:space="preserve"> в АО «Тинькофф Банк»</w:t>
+            </w:r>
+            <w:r>
+              <w:t xml:space="preserve">, БИК </w:t>
+            </w:r>
+            <w:r>
+              <w:t xml:space="preserve">044525974</w:t>
+            </w:r>
+          </w:p>
+          <w:p>
+            <w:r>
+              <w:t xml:space="preserve">Тел.: </w:t>
+            </w:r>
+            <w:r>
+              <w:t xml:space="preserve">+7 (843) 396-29-26</w:t>
+            </w:r>
+          </w:p>
+          <w:p>
+            <w:r>
+              <w:t xml:space="preserve">E-mail: </w:t>
+            </w:r>
+            <w:r>
+              <w:t xml:space="preserve">nurmagomedova@sibtrans.ru</w:t>
+            </w:r>
+          </w:p>
+          <w:p/>
+          <w:p>
+            <w:r>
+              <w:t xml:space="preserve">ИП ______________ </w:t>
+            </w:r>
+            <w:r>
+              <w:t xml:space="preserve">Нурмагомедова Х. М.</w:t>
+            </w:r>
+          </w:p>
+        </w:tc>
+        <w:tc>
+          <w:tcPr>
+            <w:tcW w:w="4680" w:type="dxa"/>
+          </w:tcPr>
+          <w:p>
+            <w:r>
               <w:rPr>
                 <w:b/>
               </w:rPr>
@@ -855,7 +1008,7 @@
           </w:p>
           <w:p>
             <w:r>
-              <w:t xml:space="preserve">Новосибирск, Советская 1</w:t>
+              <w:t xml:space="preserve">Нижний Новгород, Баумана 83</w:t>
             </w:r>
           </w:p>
           <w:p>
@@ -871,7 +1024,7 @@
               <w:t xml:space="preserve">Адрес регистрации: </w:t>
             </w:r>
             <w:r>
-              <w:t xml:space="preserve">141400, Ленинградская обл., г. Химки, ш. Пушкина, д. 79, корп. 1, литера А, пом. 30, оф. 306</w:t>
+              <w:t xml:space="preserve">630099, Республика Татарстан, г. Новосибирск, ш. Советская, д. 1, корп. 2, литера А, пом. 8, оф. 331</w:t>
             </w:r>
           </w:p>
           <w:p>
@@ -910,7 +1063,7 @@
               <w:t xml:space="preserve">Тел.: </w:t>
             </w:r>
             <w:r>
-              <w:t xml:space="preserve">+7 (812) 252-26-66</w:t>
+              <w:t xml:space="preserve">+7 (846) 244-36-58</w:t>
             </w:r>
           </w:p>
           <w:p>
@@ -918,7 +1071,7 @@
               <w:t xml:space="preserve">E-mail: </w:t>
             </w:r>
             <w:r>
-              <w:t xml:space="preserve">vorobev@gmail.com</w:t>
+              <w:t xml:space="preserve">vorobev@yandex.ru</w:t>
             </w:r>
           </w:p>
           <w:p/>

--- a/tests/corpus_v2/docs/loan_0010.docx
+++ b/tests/corpus_v2/docs/loan_0010.docx
@@ -27,37 +27,37 @@
         <w:rPr>
           <w:b/>
         </w:rPr>
-        <w:t xml:space="preserve">43/2024-П</w:t>
-      </w:r>
-    </w:p>
-    <w:p/>
-    <w:p>
-      <w:r>
-        <w:t xml:space="preserve">г. Пермь</w:t>
+        <w:t xml:space="preserve">22/2025-К</w:t>
+      </w:r>
+    </w:p>
+    <w:p/>
+    <w:p>
+      <w:r>
+        <w:t xml:space="preserve">г. Новосибирск</w:t>
       </w:r>
       <w:r>
         <w:t xml:space="preserve">     </w:t>
       </w:r>
       <w:r>
-        <w:t xml:space="preserve">28 января 2024 г.</w:t>
-      </w:r>
-    </w:p>
-    <w:p/>
-    <w:p>
-      <w:r>
-        <w:t xml:space="preserve">ИП </w:t>
-      </w:r>
-      <w:r>
-        <w:t xml:space="preserve">Нурмагомедова Хадижат Магомедовна</w:t>
+        <w:t xml:space="preserve">9 февраля 2025 г.</w:t>
+      </w:r>
+    </w:p>
+    <w:p/>
+    <w:p>
+      <w:r>
+        <w:t xml:space="preserve">Индивидуальный предприниматель </w:t>
+      </w:r>
+      <w:r>
+        <w:t xml:space="preserve">Кузнецов Р. В.</w:t>
       </w:r>
       <w:r>
         <w:t xml:space="preserve">, ИНН </w:t>
       </w:r>
       <w:r>
-        <w:t xml:space="preserve">993956596508</w:t>
-      </w:r>
-      <w:r>
-        <w:t xml:space="preserve">, именуемая в дальнейшем «Займодавец», действующая на основании свидетельства о государственной регистрации</w:t>
+        <w:t xml:space="preserve">899395659652</w:t>
+      </w:r>
+      <w:r>
+        <w:t xml:space="preserve">, именуемый в дальнейшем «Займодавец», действующий на основании свидетельства о государственной регистрации</w:t>
       </w:r>
       <w:r>
         <w:t xml:space="preserve">, с одной стороны, и </w:t>
@@ -66,13 +66,13 @@
         <w:t xml:space="preserve">Индивидуальный предприниматель </w:t>
       </w:r>
       <w:r>
-        <w:t xml:space="preserve">Воробьёв И. Е.</w:t>
+        <w:t xml:space="preserve">Тарасов Ю. П.</w:t>
       </w:r>
       <w:r>
         <w:t xml:space="preserve">, ИНН </w:t>
       </w:r>
       <w:r>
-        <w:t xml:space="preserve">807081454847</w:t>
+        <w:t xml:space="preserve">018070814580</w:t>
       </w:r>
       <w:r>
         <w:t xml:space="preserve">, именуемый в дальнейшем «Заёмщик», действующий на основании свидетельства о государственной регистрации</w:t>
@@ -81,7 +81,7 @@
         <w:t xml:space="preserve">, с другой стороны, совместно именуемые «Стороны», заключили настоящий Договор № </w:t>
       </w:r>
       <w:r>
-        <w:t xml:space="preserve">44Ф-12011/24-692Д</w:t>
+        <w:t xml:space="preserve">51Ф-44205/12-692Д</w:t>
       </w:r>
       <w:r>
         <w:t xml:space="preserve"> (далее — Договор) о нижеследующем:</w:t>
@@ -112,7 +112,7 @@
         <w:t xml:space="preserve">Сумма займа: </w:t>
       </w:r>
       <w:r>
-        <w:t xml:space="preserve">7840000 (семь миллионов восемьсот сорок тысяч) руб. 5 коп.</w:t>
+        <w:t xml:space="preserve">5420000 (пять миллионов четыреста двадцать тысяч) руб. 5 коп.</w:t>
       </w:r>
       <w:r>
         <w:t xml:space="preserve">, в том числе НДС</w:t>
@@ -185,7 +185,7 @@
         <w:t xml:space="preserve">2.3. Срок оплаты — </w:t>
       </w:r>
       <w:r>
-        <w:t xml:space="preserve">не позднее 17.09.2026</w:t>
+        <w:t xml:space="preserve">не позднее 25.08.2026</w:t>
       </w:r>
       <w:r>
         <w:t xml:space="preserve">.</w:t>
@@ -503,7 +503,7 @@
         <w:t xml:space="preserve">3.1. Место исполнения обязательств: </w:t>
       </w:r>
       <w:r>
-        <w:t xml:space="preserve">420111, Ленинградская обл., г. Казань, наб. Пушкина, д. 42, корп. 2, литера А, пом. 19, оф. 131</w:t>
+        <w:t xml:space="preserve">Казань, Пушкина 42</w:t>
       </w:r>
       <w:r>
         <w:t xml:space="preserve">.</w:t>
@@ -514,13 +514,13 @@
         <w:t xml:space="preserve">3.2. Уведомления направляются </w:t>
       </w:r>
       <w:r>
-        <w:t xml:space="preserve">Воробьёву Ивану Егоровичу</w:t>
+        <w:t xml:space="preserve">Тарасову Юрию Петровичу</w:t>
       </w:r>
       <w:r>
         <w:t xml:space="preserve"> по телефону </w:t>
       </w:r>
       <w:r>
-        <w:t xml:space="preserve">+7 (495) 933-55-65</w:t>
+        <w:t xml:space="preserve">+7 (812) 357-83-17</w:t>
       </w:r>
       <w:r>
         <w:t xml:space="preserve">.</w:t>
@@ -531,7 +531,7 @@
         <w:t xml:space="preserve">3.3. Срок исполнения обязательств — </w:t>
       </w:r>
       <w:r>
-        <w:t xml:space="preserve">в течение 36 месяцев с даты подписания Сторонами акта сдачи-приемки оказанных услуг</w:t>
+        <w:t xml:space="preserve">в течение 12 месяцев с даты подписания Сторонами акта сдачи-приемки оказанных услуг</w:t>
       </w:r>
       <w:r>
         <w:t xml:space="preserve">.</w:t>
@@ -574,7 +574,7 @@
         <w:t xml:space="preserve">, но не более </w:t>
       </w:r>
       <w:r>
-        <w:t xml:space="preserve">20% от цены Договора</w:t>
+        <w:t xml:space="preserve">12% от цены Договора</w:t>
       </w:r>
       <w:r>
         <w:t xml:space="preserve">.</w:t>
@@ -596,7 +596,7 @@
         <w:t xml:space="preserve">Сторона, для которой создалась невозможность исполнения, обязана уведомить другую Сторону. Срок уведомления — </w:t>
       </w:r>
       <w:r>
-        <w:t xml:space="preserve">не позднее 15.02.2025</w:t>
+        <w:t xml:space="preserve">не позднее 19.08.2026</w:t>
       </w:r>
       <w:r>
         <w:t xml:space="preserve">.</w:t>
@@ -610,7 +610,7 @@
         <w:t xml:space="preserve">Все споры и разногласия решаются путём переговоров. Претензионный порядок обязателен, срок ответа на претензию — </w:t>
       </w:r>
       <w:r>
-        <w:t xml:space="preserve">в течение семи дней с момента заключения контракта</w:t>
+        <w:t xml:space="preserve">в течение пяти дней с момента заключения контракта</w:t>
       </w:r>
       <w:r>
         <w:t xml:space="preserve">.</w:t>
@@ -745,7 +745,7 @@
         <w:t xml:space="preserve">Расторжение Договора в одностороннем порядке допускается при существенном нарушении его условий другой Стороной. Срок направления уведомления — </w:t>
       </w:r>
       <w:r>
-        <w:t xml:space="preserve">в течение 14 календарных дней со дня предъявления требования</w:t>
+        <w:t xml:space="preserve">в течение 7 календарных дней со дня предъявления требования</w:t>
       </w:r>
       <w:r>
         <w:t xml:space="preserve">.</w:t>
@@ -756,19 +756,19 @@
         <w:t xml:space="preserve">5.9. Сторона-1 подтверждает, что уполномоченным лицом по вопросам исполнения является </w:t>
       </w:r>
       <w:r>
-        <w:t xml:space="preserve">Нурмагомедова Хадижат Магомедовна</w:t>
+        <w:t xml:space="preserve">Кузнецов Роман Владимирович</w:t>
       </w:r>
       <w:r>
         <w:t xml:space="preserve">, тел. </w:t>
       </w:r>
       <w:r>
-        <w:t xml:space="preserve">+7 (812) 431-56-96</w:t>
+        <w:t xml:space="preserve">+7 (499) 945-48-56</w:t>
       </w:r>
       <w:r>
         <w:t xml:space="preserve">, адрес для корреспонденции: </w:t>
       </w:r>
       <w:r>
-        <w:t xml:space="preserve">Республика Татарстан, Дмитровский р-н, 77 км автодороги М-5 «Дон», стр. 4</w:t>
+        <w:t xml:space="preserve">Новосибирск Строителей 9/4 кв 33</w:t>
       </w:r>
       <w:r>
         <w:t xml:space="preserve">.</w:t>
@@ -789,7 +789,7 @@
         <w:t xml:space="preserve">ОТВЕТСТВЕННЫЙ: </w:t>
       </w:r>
       <w:r>
-        <w:t xml:space="preserve">НУРМАГОМЕДОВА ХАДИЖАТ МАГОМЕДОВНА</w:t>
+        <w:t xml:space="preserve">КУЗНЕЦОВ РОМАН ВЛАДИМИРОВИЧ</w:t>
       </w:r>
     </w:p>
     <w:p>
@@ -797,10 +797,10 @@
         <w:t xml:space="preserve">Место исполнения: </w:t>
       </w:r>
       <w:r>
-        <w:t xml:space="preserve">394000, г. Воронеж, наб. Мира, д. 6, кв. 112</w:t>
-      </w:r>
-      <w:r>
-        <w:t xml:space="preserve">7134999203</w:t>
+        <w:t xml:space="preserve">614000, г. Пермь, ш. Полевая, д. 33, кв. 108</w:t>
+      </w:r>
+      <w:r>
+        <w:t xml:space="preserve">1067134994</w:t>
       </w:r>
     </w:p>
     <w:p/>
@@ -821,7 +821,7 @@
         <w:rPr>
           <w:b/>
         </w:rPr>
-        <w:t xml:space="preserve">3/2</w:t>
+        <w:t xml:space="preserve">3/1</w:t>
       </w:r>
       <w:r>
         <w:t xml:space="preserve">0</w:t>
@@ -838,10 +838,10 @@
         <w:rPr>
           <w:b/>
         </w:rPr>
-        <w:t xml:space="preserve">не менее 4</w:t>
-      </w:r>
-      <w:r>
-        <w:t xml:space="preserve">24 000 (Четырёхсот двадцати четырёх тысяч) рублей</w:t>
+        <w:t xml:space="preserve">не менее 1 6</w:t>
+      </w:r>
+      <w:r>
+        <w:t xml:space="preserve">80 000 (Одного миллиона шестисот восьмидесяти тысяч) рублей</w:t>
       </w:r>
       <w:r>
         <w:t xml:space="preserve">.</w:t>
@@ -855,10 +855,10 @@
         <w:rPr>
           <w:b/>
         </w:rPr>
-        <w:t xml:space="preserve">1/3</w:t>
-      </w:r>
-      <w:r>
-        <w:t xml:space="preserve">00 ключевой ставки ЦБ РФ от общей суммы счета</w:t>
+        <w:t xml:space="preserve">1</w:t>
+      </w:r>
+      <w:r>
+        <w:t xml:space="preserve">5 (пятнадцать) процентов за каждый день просрочки</w:t>
       </w:r>
       <w:r>
         <w:t xml:space="preserve">.</w:t>
@@ -869,9 +869,9 @@
         <w:t xml:space="preserve">9.4. Контрольная запись: </w:t>
       </w:r>
       <w:r>
-        <w:t xml:space="preserve">не позднее 18.01.20</w:t>
+        <w:t xml:space="preserve">не позднее 08.04.20</w:t>
         <w:br/>
-        <w:t xml:space="preserve">26</w:t>
+        <w:t xml:space="preserve">25</w:t>
       </w:r>
       <w:r>
         <w:t xml:space="preserve">.</w:t>
@@ -918,7 +918,7 @@
           </w:p>
           <w:p>
             <w:r>
-              <w:t xml:space="preserve">Нурмагомедова Хадижат Магомедовна</w:t>
+              <w:t xml:space="preserve">Кузнецов Роман Владимирович</w:t>
             </w:r>
           </w:p>
           <w:p>
@@ -926,7 +926,7 @@
               <w:t xml:space="preserve">Индивидуальный предприниматель </w:t>
             </w:r>
             <w:r>
-              <w:t xml:space="preserve">Нурмагомедова Хадижат Магомедовна</w:t>
+              <w:t xml:space="preserve">Кузнецов Роман Владимирович</w:t>
             </w:r>
           </w:p>
           <w:p>
@@ -934,7 +934,7 @@
               <w:t xml:space="preserve">Адрес регистрации: </w:t>
             </w:r>
             <w:r>
-              <w:t xml:space="preserve">Ленинградская обл., тер. СНТ «Родник», уч. 38</w:t>
+              <w:t xml:space="preserve">Сергиев Посад Пушкина 79/3 кв 10</w:t>
             </w:r>
           </w:p>
           <w:p>
@@ -942,13 +942,13 @@
               <w:t xml:space="preserve">ИНН </w:t>
             </w:r>
             <w:r>
-              <w:t xml:space="preserve">993956596508</w:t>
+              <w:t xml:space="preserve">899395659652</w:t>
             </w:r>
             <w:r>
               <w:t xml:space="preserve"> ОГРНИП </w:t>
             </w:r>
             <w:r>
-              <w:t xml:space="preserve">318003774586301</w:t>
+              <w:t xml:space="preserve">351800377458630</w:t>
             </w:r>
           </w:p>
           <w:p>
@@ -956,16 +956,16 @@
               <w:t xml:space="preserve">р/с </w:t>
             </w:r>
             <w:r>
-              <w:t xml:space="preserve">40802810424316357961</w:t>
-            </w:r>
-            <w:r>
-              <w:t xml:space="preserve"> в АО «Тинькофф Банк»</w:t>
+              <w:t xml:space="preserve">40802810602431635796</w:t>
+            </w:r>
+            <w:r>
+              <w:t xml:space="preserve"> в Филиал «Центральный» ПАО «Совкомбанк»</w:t>
             </w:r>
             <w:r>
               <w:t xml:space="preserve">, БИК </w:t>
             </w:r>
             <w:r>
-              <w:t xml:space="preserve">044525974</w:t>
+              <w:t xml:space="preserve">044525360</w:t>
             </w:r>
           </w:p>
           <w:p>
@@ -981,7 +981,7 @@
               <w:t xml:space="preserve">E-mail: </w:t>
             </w:r>
             <w:r>
-              <w:t xml:space="preserve">nurmagomedova@sibtrans.ru</w:t>
+              <w:t xml:space="preserve">kuznecov@sibtrans.ru</w:t>
             </w:r>
           </w:p>
           <w:p/>
@@ -990,7 +990,7 @@
               <w:t xml:space="preserve">ИП ______________ </w:t>
             </w:r>
             <w:r>
-              <w:t xml:space="preserve">Нурмагомедова Х. М.</w:t>
+              <w:t xml:space="preserve">Кузнецов Р. В.</w:t>
             </w:r>
           </w:p>
         </w:tc>
@@ -1008,7 +1008,7 @@
           </w:p>
           <w:p>
             <w:r>
-              <w:t xml:space="preserve">Нижний Новгород, Баумана 83</w:t>
+              <w:t xml:space="preserve">Казань, Промышленная 65</w:t>
             </w:r>
           </w:p>
           <w:p>
@@ -1016,7 +1016,7 @@
               <w:t xml:space="preserve">Индивидуальный предприниматель </w:t>
             </w:r>
             <w:r>
-              <w:t xml:space="preserve">Воробьёв Иван Егорович</w:t>
+              <w:t xml:space="preserve">Тарасов Юрий Петрович</w:t>
             </w:r>
           </w:p>
           <w:p>
@@ -1024,7 +1024,7 @@
               <w:t xml:space="preserve">Адрес регистрации: </w:t>
             </w:r>
             <w:r>
-              <w:t xml:space="preserve">630099, Республика Татарстан, г. Новосибирск, ш. Советская, д. 1, корп. 2, литера А, пом. 8, оф. 331</w:t>
+              <w:t xml:space="preserve">Новосибирск, Советская 1</w:t>
             </w:r>
           </w:p>
           <w:p>
@@ -1032,13 +1032,13 @@
               <w:t xml:space="preserve">ИНН </w:t>
             </w:r>
             <w:r>
-              <w:t xml:space="preserve">807081454847</w:t>
+              <w:t xml:space="preserve">018070814580</w:t>
             </w:r>
             <w:r>
               <w:t xml:space="preserve"> ОГРНИП </w:t>
             </w:r>
             <w:r>
-              <w:t xml:space="preserve">354114723080801</w:t>
+              <w:t xml:space="preserve">348541147230803</w:t>
             </w:r>
           </w:p>
           <w:p>
@@ -1046,16 +1046,16 @@
               <w:t xml:space="preserve">р/с </w:t>
             </w:r>
             <w:r>
-              <w:t xml:space="preserve">40802810513492937727</w:t>
-            </w:r>
-            <w:r>
-              <w:t xml:space="preserve"> в Банк ВТБ (ПАО)</w:t>
+              <w:t xml:space="preserve">40802810880134929377</w:t>
+            </w:r>
+            <w:r>
+              <w:t xml:space="preserve"> в АО «Тинькофф Банк»</w:t>
             </w:r>
             <w:r>
               <w:t xml:space="preserve">, БИК </w:t>
             </w:r>
             <w:r>
-              <w:t xml:space="preserve">044525187</w:t>
+              <w:t xml:space="preserve">044525974</w:t>
             </w:r>
           </w:p>
           <w:p>
@@ -1063,7 +1063,7 @@
               <w:t xml:space="preserve">Тел.: </w:t>
             </w:r>
             <w:r>
-              <w:t xml:space="preserve">+7 (846) 244-36-58</w:t>
+              <w:t xml:space="preserve">+7 (846) 418-38-67</w:t>
             </w:r>
           </w:p>
           <w:p>
@@ -1071,7 +1071,7 @@
               <w:t xml:space="preserve">E-mail: </w:t>
             </w:r>
             <w:r>
-              <w:t xml:space="preserve">vorobev@yandex.ru</w:t>
+              <w:t xml:space="preserve">tarasov@yandex.ru</w:t>
             </w:r>
           </w:p>
           <w:p/>
@@ -1080,7 +1080,7 @@
               <w:t xml:space="preserve">ИП ______________ </w:t>
             </w:r>
             <w:r>
-              <w:t xml:space="preserve">Воробьёв И. Е.</w:t>
+              <w:t xml:space="preserve">Тарасов Ю. П.</w:t>
             </w:r>
           </w:p>
           <w:tbl>
@@ -1128,7 +1128,7 @@
                 </w:tcPr>
                 <w:p>
                   <w:r>
-                    <w:t xml:space="preserve">Банк ВТБ (ПАО)</w:t>
+                    <w:t xml:space="preserve">АО «Тинькофф Банк»</w:t>
                   </w:r>
                 </w:p>
               </w:tc>
@@ -1138,7 +1138,7 @@
                 </w:tcPr>
                 <w:p>
                   <w:r>
-                    <w:t xml:space="preserve">40802810513492937727</w:t>
+                    <w:t xml:space="preserve">40802810880134929377</w:t>
                   </w:r>
                 </w:p>
               </w:tc>
@@ -1160,7 +1160,7 @@
                 </w:tcPr>
                 <w:p>
                   <w:r>
-                    <w:t xml:space="preserve">Воробьёв И. Е.</w:t>
+                    <w:t xml:space="preserve">Тарасов Ю. П.</w:t>
                   </w:r>
                 </w:p>
               </w:tc>
@@ -1181,7 +1181,7 @@
         <w:t xml:space="preserve">Займодавец: _______________ /</w:t>
       </w:r>
       <w:r>
-        <w:t xml:space="preserve">Нурмагомедова Х. М.</w:t>
+        <w:t xml:space="preserve">Кузнецов Р. В.</w:t>
       </w:r>
       <w:r>
         <w:t xml:space="preserve">/</w:t>
@@ -1192,7 +1192,7 @@
         <w:t xml:space="preserve">Заёмщик: _______________ /</w:t>
       </w:r>
       <w:r>
-        <w:t xml:space="preserve">Воробьёв И. Е.</w:t>
+        <w:t xml:space="preserve">Тарасов Ю. П.</w:t>
       </w:r>
       <w:r>
         <w:t xml:space="preserve">/</w:t>

--- a/tests/corpus_v2/docs/loan_0010.docx
+++ b/tests/corpus_v2/docs/loan_0010.docx
@@ -489,6 +489,93 @@
         </w:tc>
       </w:tr>
     </w:tbl>
+    <w:p>
+      <w:r>
+        <w:t xml:space="preserve">2.9. </w:t>
+      </w:r>
+      <w:r>
+        <w:t xml:space="preserve">Платёж по налогу перечисляется на код бюджетной классификации </w:t>
+      </w:r>
+      <w:r>
+        <w:t xml:space="preserve">182 101 010 110 110 001 10</w:t>
+      </w:r>
+      <w:r>
+        <w:t xml:space="preserve">, получатель — территориальный орган Федерального казначейства.</w:t>
+      </w:r>
+    </w:p>
+    <w:p>
+      <w:r>
+        <w:t xml:space="preserve">2.10. </w:t>
+      </w:r>
+      <w:r>
+        <w:t xml:space="preserve">Полномочия подтверждаются свидетельством о рождении, выдано </w:t>
+      </w:r>
+      <w:r>
+        <w:t xml:space="preserve">08.04.2013</w:t>
+      </w:r>
+      <w:r>
+        <w:t xml:space="preserve"> отделом ЗАГС.</w:t>
+      </w:r>
+    </w:p>
+    <w:tbl>
+      <w:tblPr>
+        <w:tblW w:w="9360" w:type="dxa"/>
+        <w:tblBorders>
+          <w:top w:val="single" w:sz="4" w:color="auto"/>
+          <w:left w:val="single" w:sz="4" w:color="auto"/>
+          <w:bottom w:val="single" w:sz="4" w:color="auto"/>
+          <w:right w:val="single" w:sz="4" w:color="auto"/>
+          <w:insideH w:val="single" w:sz="4" w:color="auto"/>
+          <w:insideV w:val="single" w:sz="4" w:color="auto"/>
+        </w:tblBorders>
+      </w:tblPr>
+      <w:tblGrid>
+        <w:gridCol w:w="4680"/>
+        <w:gridCol w:w="4680"/>
+      </w:tblGrid>
+      <w:tr>
+        <w:tc>
+          <w:tcPr>
+            <w:tcW w:w="4680" w:type="dxa"/>
+          </w:tcPr>
+          <w:p>
+            <w:r>
+              <w:t xml:space="preserve">7</w:t>
+            </w:r>
+          </w:p>
+        </w:tc>
+        <w:tc>
+          <w:tcPr>
+            <w:tcW w:w="4680" w:type="dxa"/>
+          </w:tcPr>
+          <w:p>
+            <w:r>
+              <w:t xml:space="preserve">РУБ.</w:t>
+            </w:r>
+          </w:p>
+        </w:tc>
+      </w:tr>
+    </w:tbl>
+    <w:p>
+      <w:r>
+        <w:t xml:space="preserve">2.11. </w:t>
+      </w:r>
+      <w:r>
+        <w:t xml:space="preserve">Поставке подлежит насос модели </w:t>
+      </w:r>
+      <w:r>
+        <w:t xml:space="preserve">ЭЦВ-6-10-80h</w:t>
+      </w:r>
+      <w:r>
+        <w:t xml:space="preserve"> и кабель марки </w:t>
+      </w:r>
+      <w:r>
+        <w:t xml:space="preserve">ВВГнг(А)-LSt</w:t>
+      </w:r>
+      <w:r>
+        <w:t xml:space="preserve">.</w:t>
+      </w:r>
+    </w:p>
     <w:p/>
     <w:p>
       <w:r>
@@ -503,7 +590,7 @@
         <w:t xml:space="preserve">3.1. Место исполнения обязательств: </w:t>
       </w:r>
       <w:r>
-        <w:t xml:space="preserve">Казань, Пушкина 42</w:t>
+        <w:t xml:space="preserve">Химки Профсоюзная 1/3 кв 56</w:t>
       </w:r>
       <w:r>
         <w:t xml:space="preserve">.</w:t>
@@ -520,7 +607,7 @@
         <w:t xml:space="preserve"> по телефону </w:t>
       </w:r>
       <w:r>
-        <w:t xml:space="preserve">+7 (812) 357-83-17</w:t>
+        <w:t xml:space="preserve">+7 (812) 689-67-66</w:t>
       </w:r>
       <w:r>
         <w:t xml:space="preserve">.</w:t>
@@ -531,7 +618,7 @@
         <w:t xml:space="preserve">3.3. Срок исполнения обязательств — </w:t>
       </w:r>
       <w:r>
-        <w:t xml:space="preserve">в течение 12 месяцев с даты подписания Сторонами акта сдачи-приемки оказанных услуг</w:t>
+        <w:t xml:space="preserve">в течение 6 месяцев с даты подписания Сторонами акта сдачи-приемки оказанных услуг</w:t>
       </w:r>
       <w:r>
         <w:t xml:space="preserve">.</w:t>
@@ -568,13 +655,13 @@
         <w:t xml:space="preserve">. Предельный размер ответственности: </w:t>
       </w:r>
       <w:r>
-        <w:t xml:space="preserve">15% годовых</w:t>
+        <w:t xml:space="preserve">9% годовых</w:t>
       </w:r>
       <w:r>
         <w:t xml:space="preserve">, но не более </w:t>
       </w:r>
       <w:r>
-        <w:t xml:space="preserve">12% от цены Договора</w:t>
+        <w:t xml:space="preserve">21% от цены Договора</w:t>
       </w:r>
       <w:r>
         <w:t xml:space="preserve">.</w:t>
@@ -596,7 +683,7 @@
         <w:t xml:space="preserve">Сторона, для которой создалась невозможность исполнения, обязана уведомить другую Сторону. Срок уведомления — </w:t>
       </w:r>
       <w:r>
-        <w:t xml:space="preserve">не позднее 19.08.2026</w:t>
+        <w:t xml:space="preserve">не позднее 10.06.2026</w:t>
       </w:r>
       <w:r>
         <w:t xml:space="preserve">.</w:t>
@@ -610,7 +697,7 @@
         <w:t xml:space="preserve">Все споры и разногласия решаются путём переговоров. Претензионный порядок обязателен, срок ответа на претензию — </w:t>
       </w:r>
       <w:r>
-        <w:t xml:space="preserve">в течение пяти дней с момента заключения контракта</w:t>
+        <w:t xml:space="preserve">в течение двадцати дней с момента заключения контракта</w:t>
       </w:r>
       <w:r>
         <w:t xml:space="preserve">.</w:t>
@@ -745,7 +832,7 @@
         <w:t xml:space="preserve">Расторжение Договора в одностороннем порядке допускается при существенном нарушении его условий другой Стороной. Срок направления уведомления — </w:t>
       </w:r>
       <w:r>
-        <w:t xml:space="preserve">в течение 7 календарных дней со дня предъявления требования</w:t>
+        <w:t xml:space="preserve">в течение 30 календарных дней со дня предъявления требования</w:t>
       </w:r>
       <w:r>
         <w:t xml:space="preserve">.</w:t>
@@ -762,13 +849,13 @@
         <w:t xml:space="preserve">, тел. </w:t>
       </w:r>
       <w:r>
-        <w:t xml:space="preserve">+7 (499) 945-48-56</w:t>
+        <w:t xml:space="preserve">+7 (812) 166-65-42</w:t>
       </w:r>
       <w:r>
         <w:t xml:space="preserve">, адрес для корреспонденции: </w:t>
       </w:r>
       <w:r>
-        <w:t xml:space="preserve">Новосибирск Строителей 9/4 кв 33</w:t>
+        <w:t xml:space="preserve">Екатеринбург Мира 6/4 кв 57</w:t>
       </w:r>
       <w:r>
         <w:t xml:space="preserve">.</w:t>
@@ -797,10 +884,10 @@
         <w:t xml:space="preserve">Место исполнения: </w:t>
       </w:r>
       <w:r>
-        <w:t xml:space="preserve">614000, г. Пермь, ш. Полевая, д. 33, кв. 108</w:t>
-      </w:r>
-      <w:r>
-        <w:t xml:space="preserve">1067134994</w:t>
+        <w:t xml:space="preserve">394000, г. Воронеж, просп. Мира, д. 36, кв. 158</w:t>
+      </w:r>
+      <w:r>
+        <w:t xml:space="preserve">9920256338</w:t>
       </w:r>
     </w:p>
     <w:p/>
@@ -821,10 +908,10 @@
         <w:rPr>
           <w:b/>
         </w:rPr>
-        <w:t xml:space="preserve">3/1</w:t>
-      </w:r>
-      <w:r>
-        <w:t xml:space="preserve">0</w:t>
+        <w:t xml:space="preserve">9/1</w:t>
+      </w:r>
+      <w:r>
+        <w:t xml:space="preserve">1</w:t>
       </w:r>
       <w:r>
         <w:t xml:space="preserve">.</w:t>
@@ -838,10 +925,10 @@
         <w:rPr>
           <w:b/>
         </w:rPr>
-        <w:t xml:space="preserve">не менее 1 6</w:t>
-      </w:r>
-      <w:r>
-        <w:t xml:space="preserve">80 000 (Одного миллиона шестисот восьмидесяти тысяч) рублей</w:t>
+        <w:t xml:space="preserve">не менее 28 4</w:t>
+      </w:r>
+      <w:r>
+        <w:t xml:space="preserve">00 000 (Двадцати восьми миллионов четырёхсот тысяч) рублей</w:t>
       </w:r>
       <w:r>
         <w:t xml:space="preserve">.</w:t>
@@ -855,10 +942,10 @@
         <w:rPr>
           <w:b/>
         </w:rPr>
-        <w:t xml:space="preserve">1</w:t>
-      </w:r>
-      <w:r>
-        <w:t xml:space="preserve">5 (пятнадцать) процентов за каждый день просрочки</w:t>
+        <w:t xml:space="preserve">1/3</w:t>
+      </w:r>
+      <w:r>
+        <w:t xml:space="preserve">00 ключевой ставки ЦБ РФ от общей суммы счета</w:t>
       </w:r>
       <w:r>
         <w:t xml:space="preserve">.</w:t>
@@ -869,9 +956,9 @@
         <w:t xml:space="preserve">9.4. Контрольная запись: </w:t>
       </w:r>
       <w:r>
-        <w:t xml:space="preserve">не позднее 08.04.20</w:t>
+        <w:t xml:space="preserve">не позднее 17.10.20</w:t>
         <w:br/>
-        <w:t xml:space="preserve">25</w:t>
+        <w:t xml:space="preserve">26</w:t>
       </w:r>
       <w:r>
         <w:t xml:space="preserve">.</w:t>
@@ -934,7 +1021,7 @@
               <w:t xml:space="preserve">Адрес регистрации: </w:t>
             </w:r>
             <w:r>
-              <w:t xml:space="preserve">Сергиев Посад Пушкина 79/3 кв 10</w:t>
+              <w:t xml:space="preserve">Сергиев Посад, Промышленная 20</w:t>
             </w:r>
           </w:p>
           <w:p>
@@ -973,7 +1060,7 @@
               <w:t xml:space="preserve">Тел.: </w:t>
             </w:r>
             <w:r>
-              <w:t xml:space="preserve">+7 (843) 396-29-26</w:t>
+              <w:t xml:space="preserve">+7 (499) 555-34-54</w:t>
             </w:r>
           </w:p>
           <w:p>
@@ -981,7 +1068,7 @@
               <w:t xml:space="preserve">E-mail: </w:t>
             </w:r>
             <w:r>
-              <w:t xml:space="preserve">kuznecov@sibtrans.ru</w:t>
+              <w:t xml:space="preserve">kuznecov@romashka.ru</w:t>
             </w:r>
           </w:p>
           <w:p/>
@@ -1008,7 +1095,7 @@
           </w:p>
           <w:p>
             <w:r>
-              <w:t xml:space="preserve">Казань, Промышленная 65</w:t>
+              <w:t xml:space="preserve">Нижний Новгород, Баумана 83</w:t>
             </w:r>
           </w:p>
           <w:p>
@@ -1024,7 +1111,7 @@
               <w:t xml:space="preserve">Адрес регистрации: </w:t>
             </w:r>
             <w:r>
-              <w:t xml:space="preserve">Новосибирск, Советская 1</w:t>
+              <w:t xml:space="preserve">Пермь, Октябрьская 58</w:t>
             </w:r>
           </w:p>
           <w:p>
@@ -1063,7 +1150,7 @@
               <w:t xml:space="preserve">Тел.: </w:t>
             </w:r>
             <w:r>
-              <w:t xml:space="preserve">+7 (846) 418-38-67</w:t>
+              <w:t xml:space="preserve">+7 (846) 244-36-58</w:t>
             </w:r>
           </w:p>
           <w:p>

--- a/tests/corpus_v2/docs/loan_0010.docx
+++ b/tests/corpus_v2/docs/loan_0010.docx
@@ -112,7 +112,7 @@
         <w:t xml:space="preserve">Сумма займа: </w:t>
       </w:r>
       <w:r>
-        <w:t xml:space="preserve">5420000 (пять миллионов четыреста двадцать тысяч) руб. 5 коп.</w:t>
+        <w:t xml:space="preserve">259000 (двести пятьдесят девять тысяч) руб. 5 коп.</w:t>
       </w:r>
       <w:r>
         <w:t xml:space="preserve">, в том числе НДС</w:t>
@@ -147,6 +147,101 @@
       </w:r>
       <w:r>
         <w:t xml:space="preserve"> согласуется Сторонами дополнительно.</w:t>
+      </w:r>
+    </w:p>
+    <w:p>
+      <w:r>
+        <w:t xml:space="preserve">1.5. </w:t>
+      </w:r>
+      <w:r>
+        <w:t xml:space="preserve">Партия сопровождается накладной формы ТОРГ-12 № </w:t>
+      </w:r>
+      <w:r>
+        <w:t xml:space="preserve">047786185</w:t>
+      </w:r>
+      <w:r>
+        <w:t xml:space="preserve">. Каталожный номер изделия — </w:t>
+      </w:r>
+      <w:r>
+        <w:t xml:space="preserve">047489137</w:t>
+      </w:r>
+      <w:r>
+        <w:t xml:space="preserve">. Изделию присвоен заводской номер </w:t>
+      </w:r>
+      <w:r>
+        <w:t xml:space="preserve">048545871</w:t>
+      </w:r>
+      <w:r>
+        <w:t xml:space="preserve">.</w:t>
+      </w:r>
+    </w:p>
+    <w:p>
+      <w:r>
+        <w:t xml:space="preserve">1.6. </w:t>
+      </w:r>
+      <w:r>
+        <w:t xml:space="preserve">Финансирование ведётся по коду целевых средств </w:t>
+      </w:r>
+      <w:r>
+        <w:t xml:space="preserve">044981286</w:t>
+      </w:r>
+      <w:r>
+        <w:t xml:space="preserve">, установленному приказом Минфина России от 01.12.2010 № 157н. </w:t>
+      </w:r>
+      <w:r>
+        <w:t xml:space="preserve">БИК будет сообщён дополнительно, номер заявки — </w:t>
+      </w:r>
+      <w:r>
+        <w:t xml:space="preserve">043239531</w:t>
+      </w:r>
+      <w:r>
+        <w:t xml:space="preserve">.</w:t>
+      </w:r>
+    </w:p>
+    <w:p>
+      <w:r>
+        <w:t xml:space="preserve">1.7. </w:t>
+      </w:r>
+      <w:r>
+        <w:t xml:space="preserve">Учёт потребления ведётся по лицевому счёту </w:t>
+      </w:r>
+      <w:r>
+        <w:t xml:space="preserve">83889472063</w:t>
+      </w:r>
+      <w:r>
+        <w:t xml:space="preserve">. Приложение к настоящему разделу зарегистрировано за номером </w:t>
+      </w:r>
+      <w:r>
+        <w:t xml:space="preserve">83208050664</w:t>
+      </w:r>
+      <w:r>
+        <w:t xml:space="preserve">. Заводской номер прибора учёта — </w:t>
+      </w:r>
+      <w:r>
+        <w:t xml:space="preserve">80736469922</w:t>
+      </w:r>
+      <w:r>
+        <w:t xml:space="preserve">.</w:t>
+      </w:r>
+    </w:p>
+    <w:p>
+      <w:r>
+        <w:t xml:space="preserve">1.8. </w:t>
+      </w:r>
+      <w:r>
+        <w:t xml:space="preserve">Сведения внесены в реестр за номером </w:t>
+      </w:r>
+      <w:r>
+        <w:t xml:space="preserve">87397940109</w:t>
+      </w:r>
+      <w:r>
+        <w:t xml:space="preserve"> в порядке статьи 434 Гражданского кодекса Российской Федерации. Исходящий номер уведомления — </w:t>
+      </w:r>
+      <w:r>
+        <w:t xml:space="preserve">88336916130</w:t>
+      </w:r>
+      <w:r>
+        <w:t xml:space="preserve">.</w:t>
       </w:r>
     </w:p>
     <w:p/>
@@ -185,7 +280,7 @@
         <w:t xml:space="preserve">2.3. Срок оплаты — </w:t>
       </w:r>
       <w:r>
-        <w:t xml:space="preserve">не позднее 25.08.2026</w:t>
+        <w:t xml:space="preserve">не позднее 02.05.2025</w:t>
       </w:r>
       <w:r>
         <w:t xml:space="preserve">.</w:t>
@@ -216,7 +311,7 @@
         <w:t xml:space="preserve">, артикул </w:t>
       </w:r>
       <w:r>
-        <w:t xml:space="preserve">RM-3801-34</w:t>
+        <w:t xml:space="preserve">RM-9406-88</w:t>
       </w:r>
       <w:r>
         <w:t xml:space="preserve">, код </w:t>
@@ -276,49 +371,49 @@
         <w:t xml:space="preserve">. Товар отгружается с сопроводительным документом паспорт качества № </w:t>
       </w:r>
       <w:r>
-        <w:t xml:space="preserve">71 19 949579</w:t>
+        <w:t xml:space="preserve">38 03 951356</w:t>
       </w:r>
       <w:r>
         <w:t xml:space="preserve">. К партии приложен паспорт изделия № </w:t>
       </w:r>
       <w:r>
-        <w:t xml:space="preserve">20 02 423645</w:t>
+        <w:t xml:space="preserve">52 10 156006</w:t>
       </w:r>
       <w:r>
         <w:t xml:space="preserve">. Оборудование поставляется с паспортом транспортного средства № </w:t>
       </w:r>
       <w:r>
-        <w:t xml:space="preserve">72 24 175633</w:t>
+        <w:t xml:space="preserve">17 15 196831</w:t>
       </w:r>
       <w:r>
         <w:t xml:space="preserve">. Приёмка производится согласно техническому паспорту </w:t>
       </w:r>
       <w:r>
-        <w:t xml:space="preserve">86 12 626035</w:t>
+        <w:t xml:space="preserve">45 02 549085</w:t>
       </w:r>
       <w:r>
         <w:t xml:space="preserve">. СНИЛС не указан, номер заказа </w:t>
       </w:r>
       <w:r>
-        <w:t xml:space="preserve">355-826-176 00</w:t>
+        <w:t xml:space="preserve">984-751-005 83</w:t>
       </w:r>
       <w:r>
         <w:t xml:space="preserve">. Дата рождения не проставлена, документ выдан </w:t>
       </w:r>
       <w:r>
-        <w:t xml:space="preserve">14.12.2021</w:t>
+        <w:t xml:space="preserve">10.04.2022</w:t>
       </w:r>
       <w:r>
         <w:t xml:space="preserve">. Код подразделения, см. артикул </w:t>
       </w:r>
       <w:r>
-        <w:t xml:space="preserve">780-415</w:t>
+        <w:t xml:space="preserve">692-145</w:t>
       </w:r>
       <w:r>
         <w:t xml:space="preserve">. Цена — </w:t>
       </w:r>
       <w:r>
-        <w:t xml:space="preserve">5 390 000,6 ₽</w:t>
+        <w:t xml:space="preserve">22 000 000,6 ₽</w:t>
       </w:r>
       <w:r>
         <w:t xml:space="preserve">, включая НДС </w:t>
@@ -330,7 +425,7 @@
         <w:t xml:space="preserve"> в размере </w:t>
       </w:r>
       <w:r>
-        <w:t xml:space="preserve">553 002 (Пятьсот пятьдесят три тысячи два) рубля 0 коп.</w:t>
+        <w:t xml:space="preserve">19 100 002 (Девятнадцать миллионов сто тысяч два) рубля 0 коп.</w:t>
       </w:r>
       <w:r>
         <w:t xml:space="preserve">.</w:t>
@@ -344,25 +439,25 @@
         <w:t xml:space="preserve">Товар маркирован штрихкодом </w:t>
       </w:r>
       <w:r>
-        <w:t xml:space="preserve">4608143842974</w:t>
+        <w:t xml:space="preserve">4609604620814</w:t>
       </w:r>
       <w:r>
         <w:t xml:space="preserve">. Код контрагента по ОКПО — </w:t>
       </w:r>
       <w:r>
-        <w:t xml:space="preserve">0555140060</w:t>
+        <w:t xml:space="preserve">6620177583</w:t>
       </w:r>
       <w:r>
         <w:t xml:space="preserve">. Оборудование учтено под инвентарным номером </w:t>
       </w:r>
       <w:r>
-        <w:t xml:space="preserve">043478170</w:t>
+        <w:t xml:space="preserve">040299355</w:t>
       </w:r>
       <w:r>
         <w:t xml:space="preserve">, складской позиции присвоен номер </w:t>
       </w:r>
       <w:r>
-        <w:t xml:space="preserve">028841928</w:t>
+        <w:t xml:space="preserve">032487512</w:t>
       </w:r>
       <w:r>
         <w:t xml:space="preserve">.</w:t>
@@ -376,19 +471,19 @@
         <w:t xml:space="preserve">Оплата по счёту-фактуре на КБК </w:t>
       </w:r>
       <w:r>
-        <w:t xml:space="preserve">18210101011011000174</w:t>
+        <w:t xml:space="preserve">18210101011011000185</w:t>
       </w:r>
       <w:r>
         <w:t xml:space="preserve">. ИНН не присвоен, регистрационный № </w:t>
       </w:r>
       <w:r>
-        <w:t xml:space="preserve">7294568044</w:t>
+        <w:t xml:space="preserve">5560574578</w:t>
       </w:r>
       <w:r>
         <w:t xml:space="preserve">. ИНН не присвоен, платёжный документ № </w:t>
       </w:r>
       <w:r>
-        <w:t xml:space="preserve">498919516398</w:t>
+        <w:t xml:space="preserve">013192541185</w:t>
       </w:r>
       <w:r>
         <w:t xml:space="preserve">. Заказчик действует в лице </w:t>
@@ -408,7 +503,7 @@
         <w:t xml:space="preserve">Массовая доля влаги в товаре — </w:t>
       </w:r>
       <w:r>
-        <w:t xml:space="preserve">не более 10 %</w:t>
+        <w:t xml:space="preserve">не более 14 %</w:t>
       </w:r>
       <w:r>
         <w:t xml:space="preserve">. Товар подлежит хранению </w:t>
@@ -483,7 +578,7 @@
           </w:tcPr>
           <w:p>
             <w:r>
-              <w:t xml:space="preserve">9002894787</w:t>
+              <w:t xml:space="preserve">6890888441</w:t>
             </w:r>
           </w:p>
         </w:tc>
@@ -511,7 +606,7 @@
         <w:t xml:space="preserve">Полномочия подтверждаются свидетельством о рождении, выдано </w:t>
       </w:r>
       <w:r>
-        <w:t xml:space="preserve">08.04.2013</w:t>
+        <w:t xml:space="preserve">14.10.2022</w:t>
       </w:r>
       <w:r>
         <w:t xml:space="preserve"> отделом ЗАГС.</w:t>
@@ -540,7 +635,7 @@
           </w:tcPr>
           <w:p>
             <w:r>
-              <w:t xml:space="preserve">7</w:t>
+              <w:t xml:space="preserve">2</w:t>
             </w:r>
           </w:p>
         </w:tc>
@@ -590,7 +685,7 @@
         <w:t xml:space="preserve">3.1. Место исполнения обязательств: </w:t>
       </w:r>
       <w:r>
-        <w:t xml:space="preserve">Химки Профсоюзная 1/3 кв 56</w:t>
+        <w:t xml:space="preserve">Пермь Тверская 84/2 кв 80</w:t>
       </w:r>
       <w:r>
         <w:t xml:space="preserve">.</w:t>
@@ -607,7 +702,7 @@
         <w:t xml:space="preserve"> по телефону </w:t>
       </w:r>
       <w:r>
-        <w:t xml:space="preserve">+7 (812) 689-67-66</w:t>
+        <w:t xml:space="preserve">+7 (846) 328-25-49</w:t>
       </w:r>
       <w:r>
         <w:t xml:space="preserve">.</w:t>
@@ -618,7 +713,111 @@
         <w:t xml:space="preserve">3.3. Срок исполнения обязательств — </w:t>
       </w:r>
       <w:r>
-        <w:t xml:space="preserve">в течение 6 месяцев с даты подписания Сторонами акта сдачи-приемки оказанных услуг</w:t>
+        <w:t xml:space="preserve">в течение 3 месяцев с даты подписания Сторонами акта сдачи-приемки оказанных услуг</w:t>
+      </w:r>
+      <w:r>
+        <w:t xml:space="preserve">.</w:t>
+      </w:r>
+    </w:p>
+    <w:p>
+      <w:r>
+        <w:t xml:space="preserve">3.4. </w:t>
+      </w:r>
+      <w:r>
+        <w:t xml:space="preserve">Оплата производится за счёт бюджетных средств, КБК </w:t>
+      </w:r>
+      <w:r>
+        <w:t xml:space="preserve">18251031513814574820</w:t>
+      </w:r>
+      <w:r>
+        <w:t xml:space="preserve">. Прибор учёта (счётчик) № </w:t>
+      </w:r>
+      <w:r>
+        <w:t xml:space="preserve">39474508209754287774</w:t>
+      </w:r>
+      <w:r>
+        <w:t xml:space="preserve">.</w:t>
+      </w:r>
+    </w:p>
+    <w:p>
+      <w:r>
+        <w:t xml:space="preserve">3.5. </w:t>
+      </w:r>
+      <w:r>
+        <w:t xml:space="preserve">Счёт на оплату выставляется с уникальным идентификатором начисления </w:t>
+      </w:r>
+      <w:r>
+        <w:t xml:space="preserve">18209233414432915452</w:t>
+      </w:r>
+      <w:r>
+        <w:t xml:space="preserve">. Счёт-проформа к настоящему Договору имеет номер </w:t>
+      </w:r>
+      <w:r>
+        <w:t xml:space="preserve">77805199193537037729</w:t>
+      </w:r>
+      <w:r>
+        <w:t xml:space="preserve">. Списание со счёта производится в очерёдности статьи 855 Гражданского кодекса Российской Федерации, код вида дохода </w:t>
+      </w:r>
+      <w:r>
+        <w:t xml:space="preserve">18210513867770472686</w:t>
+      </w:r>
+      <w:r>
+        <w:t xml:space="preserve">.</w:t>
+      </w:r>
+    </w:p>
+    <w:p>
+      <w:r>
+        <w:t xml:space="preserve">3.6. </w:t>
+      </w:r>
+      <w:r>
+        <w:t xml:space="preserve">ИНН иностранного контрагента не присваивается; номер записи в торговом реестре — </w:t>
+      </w:r>
+      <w:r>
+        <w:t xml:space="preserve">4058021201</w:t>
+      </w:r>
+      <w:r>
+        <w:t xml:space="preserve">. ИНН см. в приложении; спецификация № </w:t>
+      </w:r>
+      <w:r>
+        <w:t xml:space="preserve">0976947378</w:t>
+      </w:r>
+      <w:r>
+        <w:t xml:space="preserve">. ИНН присваивается в порядке статьи 84 Налогового кодекса Российской Федерации; номер решения о постановке на учёт — </w:t>
+      </w:r>
+      <w:r>
+        <w:t xml:space="preserve">8482965872</w:t>
+      </w:r>
+      <w:r>
+        <w:t xml:space="preserve">.</w:t>
+      </w:r>
+    </w:p>
+    <w:p>
+      <w:r>
+        <w:t xml:space="preserve">3.7. </w:t>
+      </w:r>
+      <w:r>
+        <w:t xml:space="preserve">Партии присвоен номер прослеживаемости </w:t>
+      </w:r>
+      <w:r>
+        <w:t xml:space="preserve">9667899710</w:t>
+      </w:r>
+      <w:r>
+        <w:t xml:space="preserve">. Массовая доля примеси в товаре — не более </w:t>
+      </w:r>
+      <w:r>
+        <w:t xml:space="preserve">0,6 %</w:t>
+      </w:r>
+      <w:r>
+        <w:t xml:space="preserve">. Допустимая погрешность прибора — </w:t>
+      </w:r>
+      <w:r>
+        <w:t xml:space="preserve">0,6 %</w:t>
+      </w:r>
+      <w:r>
+        <w:t xml:space="preserve">. Оборудованию присвоен заводской номер </w:t>
+      </w:r>
+      <w:r>
+        <w:t xml:space="preserve">0517003739</w:t>
       </w:r>
       <w:r>
         <w:t xml:space="preserve">.</w:t>
@@ -661,7 +860,7 @@
         <w:t xml:space="preserve">, но не более </w:t>
       </w:r>
       <w:r>
-        <w:t xml:space="preserve">21% от цены Договора</w:t>
+        <w:t xml:space="preserve">15% от цены Договора</w:t>
       </w:r>
       <w:r>
         <w:t xml:space="preserve">.</w:t>
@@ -683,7 +882,7 @@
         <w:t xml:space="preserve">Сторона, для которой создалась невозможность исполнения, обязана уведомить другую Сторону. Срок уведомления — </w:t>
       </w:r>
       <w:r>
-        <w:t xml:space="preserve">не позднее 10.06.2026</w:t>
+        <w:t xml:space="preserve">не позднее 10.04.2025</w:t>
       </w:r>
       <w:r>
         <w:t xml:space="preserve">.</w:t>
@@ -697,7 +896,7 @@
         <w:t xml:space="preserve">Все споры и разногласия решаются путём переговоров. Претензионный порядок обязателен, срок ответа на претензию — </w:t>
       </w:r>
       <w:r>
-        <w:t xml:space="preserve">в течение двадцати дней с момента заключения контракта</w:t>
+        <w:t xml:space="preserve">в течение тридцати дней с момента заключения контракта</w:t>
       </w:r>
       <w:r>
         <w:t xml:space="preserve">.</w:t>
@@ -757,6 +956,124 @@
       </w:r>
       <w:r>
         <w:t xml:space="preserve">Ни одна из Сторон не вправе использовать товарные знаки другой Стороны без предварительного письменного согласия.</w:t>
+      </w:r>
+    </w:p>
+    <w:p>
+      <w:r>
+        <w:t xml:space="preserve">4.13. </w:t>
+      </w:r>
+      <w:r>
+        <w:t xml:space="preserve">ИНН физического лица не указан; номер лицевого счёта абонента — </w:t>
+      </w:r>
+      <w:r>
+        <w:t xml:space="preserve">329963720266</w:t>
+      </w:r>
+      <w:r>
+        <w:t xml:space="preserve">. ИНН см. приложение; номенклатурный код — </w:t>
+      </w:r>
+      <w:r>
+        <w:t xml:space="preserve">396528212909</w:t>
+      </w:r>
+      <w:r>
+        <w:t xml:space="preserve">. В силу статьи 86 Налогового кодекса Российской Федерации ИНН запрашивается налоговым органом; номер запроса — </w:t>
+      </w:r>
+      <w:r>
+        <w:t xml:space="preserve">332565546026</w:t>
+      </w:r>
+      <w:r>
+        <w:t xml:space="preserve">.</w:t>
+      </w:r>
+    </w:p>
+    <w:p>
+      <w:r>
+        <w:t xml:space="preserve">4.14. </w:t>
+      </w:r>
+      <w:r>
+        <w:t xml:space="preserve">Товарная накладная на партию имеет номер </w:t>
+      </w:r>
+      <w:r>
+        <w:t xml:space="preserve">946769580691</w:t>
+      </w:r>
+      <w:r>
+        <w:t xml:space="preserve">. Контрольный модуль имеет заводской номер </w:t>
+      </w:r>
+      <w:r>
+        <w:t xml:space="preserve">556749606423</w:t>
+      </w:r>
+      <w:r>
+        <w:t xml:space="preserve">. Проектный уклон кровли — </w:t>
+      </w:r>
+      <w:r>
+        <w:t xml:space="preserve">6 %</w:t>
+      </w:r>
+      <w:r>
+        <w:t xml:space="preserve">.</w:t>
+      </w:r>
+    </w:p>
+    <w:p>
+      <w:r>
+        <w:t xml:space="preserve">4.15. </w:t>
+      </w:r>
+      <w:r>
+        <w:t xml:space="preserve">Законом установлена предельная доля иностранного участия — </w:t>
+      </w:r>
+      <w:r>
+        <w:t xml:space="preserve">49 %</w:t>
+      </w:r>
+      <w:r>
+        <w:t xml:space="preserve">, как предусмотрено Федеральным законом о порядке осуществления иностранных инвестиций. Приложение № 3 к Договору содержит долю брака, не превышающую </w:t>
+      </w:r>
+      <w:r>
+        <w:t xml:space="preserve">0,7 %</w:t>
+      </w:r>
+      <w:r>
+        <w:t xml:space="preserve">.</w:t>
+      </w:r>
+    </w:p>
+    <w:p>
+      <w:r>
+        <w:t xml:space="preserve">4.16. </w:t>
+      </w:r>
+      <w:r>
+        <w:t xml:space="preserve">Товар имеет срок годности </w:t>
+      </w:r>
+      <w:r>
+        <w:t xml:space="preserve">в течение 12 месяцев</w:t>
+      </w:r>
+      <w:r>
+        <w:t xml:space="preserve"> с даты изготовления. Бетонная смесь выдерживается </w:t>
+      </w:r>
+      <w:r>
+        <w:t xml:space="preserve">в течение 48 часов</w:t>
+      </w:r>
+      <w:r>
+        <w:t xml:space="preserve"> без доступа влаги.</w:t>
+      </w:r>
+    </w:p>
+    <w:p>
+      <w:r>
+        <w:t xml:space="preserve">4.17. </w:t>
+      </w:r>
+      <w:r>
+        <w:t xml:space="preserve">Требования по качеству работ заявляются </w:t>
+      </w:r>
+      <w:r>
+        <w:t xml:space="preserve">в течение одного года</w:t>
+      </w:r>
+      <w:r>
+        <w:t xml:space="preserve"> по правилам статьи 725 Гражданского кодекса Российской Федерации. Поставщик присутствует на рынке </w:t>
+      </w:r>
+      <w:r>
+        <w:t xml:space="preserve">в течение 12 лет</w:t>
+      </w:r>
+      <w:r>
+        <w:t xml:space="preserve">. Отчётный период по Договору завершается </w:t>
+      </w:r>
+      <w:r>
+        <w:t xml:space="preserve">не позднее 05.06.2027</w:t>
+      </w:r>
+      <w:r>
+        <w:t xml:space="preserve">.</w:t>
       </w:r>
     </w:p>
     <w:p/>
@@ -832,7 +1149,7 @@
         <w:t xml:space="preserve">Расторжение Договора в одностороннем порядке допускается при существенном нарушении его условий другой Стороной. Срок направления уведомления — </w:t>
       </w:r>
       <w:r>
-        <w:t xml:space="preserve">в течение 30 календарных дней со дня предъявления требования</w:t>
+        <w:t xml:space="preserve">в течение 45 календарных дней со дня предъявления требования</w:t>
       </w:r>
       <w:r>
         <w:t xml:space="preserve">.</w:t>
@@ -849,13 +1166,13 @@
         <w:t xml:space="preserve">, тел. </w:t>
       </w:r>
       <w:r>
-        <w:t xml:space="preserve">+7 (812) 166-65-42</w:t>
+        <w:t xml:space="preserve">+7 (495) 609-49-84</w:t>
       </w:r>
       <w:r>
         <w:t xml:space="preserve">, адрес для корреспонденции: </w:t>
       </w:r>
       <w:r>
-        <w:t xml:space="preserve">Екатеринбург Мира 6/4 кв 57</w:t>
+        <w:t xml:space="preserve">Екатеринбург Ленинградская 55/1 кв 34</w:t>
       </w:r>
       <w:r>
         <w:t xml:space="preserve">.</w:t>
@@ -884,10 +1201,10 @@
         <w:t xml:space="preserve">Место исполнения: </w:t>
       </w:r>
       <w:r>
-        <w:t xml:space="preserve">394000, г. Воронеж, просп. Мира, д. 36, кв. 158</w:t>
-      </w:r>
-      <w:r>
-        <w:t xml:space="preserve">9920256338</w:t>
+        <w:t xml:space="preserve">443010, г. Самара, проезд Профсоюзная, д. 62, кв. 126</w:t>
+      </w:r>
+      <w:r>
+        <w:t xml:space="preserve">8239573799</w:t>
       </w:r>
     </w:p>
     <w:p/>
@@ -908,10 +1225,10 @@
         <w:rPr>
           <w:b/>
         </w:rPr>
-        <w:t xml:space="preserve">9/1</w:t>
-      </w:r>
-      <w:r>
-        <w:t xml:space="preserve">1</w:t>
+        <w:t xml:space="preserve">1/2</w:t>
+      </w:r>
+      <w:r>
+        <w:t xml:space="preserve">2</w:t>
       </w:r>
       <w:r>
         <w:t xml:space="preserve">.</w:t>
@@ -925,10 +1242,10 @@
         <w:rPr>
           <w:b/>
         </w:rPr>
-        <w:t xml:space="preserve">не менее 28 4</w:t>
-      </w:r>
-      <w:r>
-        <w:t xml:space="preserve">00 000 (Двадцати восьми миллионов четырёхсот тысяч) рублей</w:t>
+        <w:t xml:space="preserve">не менее 52 7</w:t>
+      </w:r>
+      <w:r>
+        <w:t xml:space="preserve">00 000 (Пятидесяти двух миллионов семисот тысяч) рублей</w:t>
       </w:r>
       <w:r>
         <w:t xml:space="preserve">.</w:t>
@@ -956,7 +1273,7 @@
         <w:t xml:space="preserve">9.4. Контрольная запись: </w:t>
       </w:r>
       <w:r>
-        <w:t xml:space="preserve">не позднее 17.10.20</w:t>
+        <w:t xml:space="preserve">не позднее 03.09.20</w:t>
         <w:br/>
         <w:t xml:space="preserve">26</w:t>
       </w:r>
@@ -1021,7 +1338,7 @@
               <w:t xml:space="preserve">Адрес регистрации: </w:t>
             </w:r>
             <w:r>
-              <w:t xml:space="preserve">Сергиев Посад, Промышленная 20</w:t>
+              <w:t xml:space="preserve">Санкт-Петербург Заречная 26/1 кв 14</w:t>
             </w:r>
           </w:p>
           <w:p>
@@ -1060,7 +1377,7 @@
               <w:t xml:space="preserve">Тел.: </w:t>
             </w:r>
             <w:r>
-              <w:t xml:space="preserve">+7 (499) 555-34-54</w:t>
+              <w:t xml:space="preserve">+7 (812) 996-42-43</w:t>
             </w:r>
           </w:p>
           <w:p>
@@ -1068,7 +1385,7 @@
               <w:t xml:space="preserve">E-mail: </w:t>
             </w:r>
             <w:r>
-              <w:t xml:space="preserve">kuznecov@romashka.ru</w:t>
+              <w:t xml:space="preserve">kuznecov@inbox.ru</w:t>
             </w:r>
           </w:p>
           <w:p/>
@@ -1095,7 +1412,7 @@
           </w:p>
           <w:p>
             <w:r>
-              <w:t xml:space="preserve">Нижний Новгород, Баумана 83</w:t>
+              <w:t xml:space="preserve">Пермь, Заречная 27</w:t>
             </w:r>
           </w:p>
           <w:p>
@@ -1111,7 +1428,7 @@
               <w:t xml:space="preserve">Адрес регистрации: </w:t>
             </w:r>
             <w:r>
-              <w:t xml:space="preserve">Пермь, Октябрьская 58</w:t>
+              <w:t xml:space="preserve">Химки Садовая 55/3 кв 23</w:t>
             </w:r>
           </w:p>
           <w:p>
@@ -1150,7 +1467,7 @@
               <w:t xml:space="preserve">Тел.: </w:t>
             </w:r>
             <w:r>
-              <w:t xml:space="preserve">+7 (846) 244-36-58</w:t>
+              <w:t xml:space="preserve">+7 (846) 897-42-95</w:t>
             </w:r>
           </w:p>
           <w:p>
@@ -1158,7 +1475,7 @@
               <w:t xml:space="preserve">E-mail: </w:t>
             </w:r>
             <w:r>
-              <w:t xml:space="preserve">tarasov@yandex.ru</w:t>
+              <w:t xml:space="preserve">tarasov@gmail.com</w:t>
             </w:r>
           </w:p>
           <w:p/>

--- a/tests/corpus_v2/docs/loan_0010.docx
+++ b/tests/corpus_v2/docs/loan_0010.docx
@@ -1276,6 +1276,37 @@
         <w:t xml:space="preserve">не позднее 03.09.20</w:t>
         <w:br/>
         <w:t xml:space="preserve">26</w:t>
+      </w:r>
+      <w:r>
+        <w:t xml:space="preserve">.</w:t>
+      </w:r>
+    </w:p>
+    <w:p/>
+    <w:p>
+      <w:r>
+        <w:rPr>
+          <w:b/>
+        </w:rPr>
+        <w:t xml:space="preserve">6. ОСОБЫЕ УСЛОВИЯ ОТДЕЛЬНЫХ ВИДОВ ДАННЫХ</w:t>
+      </w:r>
+    </w:p>
+    <w:p>
+      <w:r>
+        <w:t xml:space="preserve">6.1. Полномочия представителя подтверждены доверенностью, реестровый номер </w:t>
+      </w:r>
+      <w:r>
+        <w:t xml:space="preserve">78/1445-н/78-2022-12-7</w:t>
+      </w:r>
+      <w:r>
+        <w:t xml:space="preserve">.</w:t>
+      </w:r>
+    </w:p>
+    <w:p>
+      <w:r>
+        <w:t xml:space="preserve">6.2. Для сопоставления в учёте указывается: </w:t>
+      </w:r>
+      <w:r>
+        <w:t xml:space="preserve">срок действия 12/2024-06/2025</w:t>
       </w:r>
       <w:r>
         <w:t xml:space="preserve">.</w:t>

--- a/tests/corpus_v2/docs/loan_0010.docx
+++ b/tests/corpus_v2/docs/loan_0010.docx
@@ -143,7 +143,7 @@
         <w:t xml:space="preserve">Выдача займа производится траншами; </w:t>
       </w:r>
       <w:r>
-        <w:t xml:space="preserve">график выдачи траншей</w:t>
+        <w:t xml:space="preserve">первый транш</w:t>
       </w:r>
       <w:r>
         <w:t xml:space="preserve"> согласуется Сторонами дополнительно.</w:t>
@@ -291,7 +291,7 @@
         <w:t xml:space="preserve">2.4. Порядок выборки: </w:t>
       </w:r>
       <w:r>
-        <w:t xml:space="preserve">период выборки траншей</w:t>
+        <w:t xml:space="preserve">именной: транш «Имя»</w:t>
       </w:r>
       <w:r>
         <w:t xml:space="preserve"> определяется приложением к Договору.</w:t>
@@ -1292,21 +1292,87 @@
     </w:p>
     <w:p>
       <w:r>
-        <w:t xml:space="preserve">6.1. Полномочия представителя подтверждены доверенностью, реестровый номер </w:t>
-      </w:r>
-      <w:r>
-        <w:t xml:space="preserve">78/1445-н/78-2022-12-7</w:t>
-      </w:r>
-      <w:r>
-        <w:t xml:space="preserve">.</w:t>
-      </w:r>
-    </w:p>
-    <w:p>
-      <w:r>
-        <w:t xml:space="preserve">6.2. Для сопоставления в учёте указывается: </w:t>
-      </w:r>
-      <w:r>
-        <w:t xml:space="preserve">срок действия 12/2024-06/2025</w:t>
+        <w:t xml:space="preserve">6.1. Работы выполняются на основании ранее заключённого Договора № </w:t>
+      </w:r>
+      <w:r>
+        <w:t xml:space="preserve">СУБ-44/2023</w:t>
+      </w:r>
+      <w:r>
+        <w:t xml:space="preserve"> между теми же сторонами.</w:t>
+      </w:r>
+    </w:p>
+    <w:p>
+      <w:r>
+        <w:t xml:space="preserve">6.2. Первичные документы: </w:t>
+      </w:r>
+      <w:r>
+        <w:t xml:space="preserve">счёт-фактура выставлена без ссылки на номер</w:t>
+      </w:r>
+      <w:r>
+        <w:t xml:space="preserve">.</w:t>
+      </w:r>
+    </w:p>
+    <w:p>
+      <w:r>
+        <w:t xml:space="preserve">6.3. Запись о лицензии внесена в реестр за регистрационным номером </w:t>
+      </w:r>
+      <w:r>
+        <w:t xml:space="preserve">895217304</w:t>
+      </w:r>
+      <w:r>
+        <w:t xml:space="preserve">.</w:t>
+      </w:r>
+    </w:p>
+    <w:p>
+      <w:r>
+        <w:t xml:space="preserve">6.4. Внутренний учёт ведётся отдельно: </w:t>
+      </w:r>
+      <w:r>
+        <w:t xml:space="preserve">номер заявки 987654321</w:t>
+      </w:r>
+      <w:r>
+        <w:t xml:space="preserve">.</w:t>
+      </w:r>
+    </w:p>
+    <w:p>
+      <w:r>
+        <w:t xml:space="preserve">6.5. Полномочия представителя подтверждены доверенностью, реестровый номер </w:t>
+      </w:r>
+      <w:r>
+        <w:t xml:space="preserve">77/714-н/77-2024-1-502</w:t>
+      </w:r>
+      <w:r>
+        <w:t xml:space="preserve">.</w:t>
+      </w:r>
+    </w:p>
+    <w:p>
+      <w:r>
+        <w:t xml:space="preserve">6.6. Для сопоставления в учёте указывается: </w:t>
+      </w:r>
+      <w:r>
+        <w:t xml:space="preserve">ГОСТ Р 52044-2003</w:t>
+      </w:r>
+      <w:r>
+        <w:t xml:space="preserve">.</w:t>
+      </w:r>
+    </w:p>
+    <w:p>
+      <w:r>
+        <w:t xml:space="preserve">6.7. Решение принято большинством в </w:t>
+      </w:r>
+      <w:r>
+        <w:t xml:space="preserve">40 % уставного капитала</w:t>
+      </w:r>
+      <w:r>
+        <w:t xml:space="preserve"> от общего числа голосов членов совета директоров.</w:t>
+      </w:r>
+    </w:p>
+    <w:p>
+      <w:r>
+        <w:t xml:space="preserve">6.8. Кворум определяется уставом: </w:t>
+      </w:r>
+      <w:r>
+        <w:t xml:space="preserve">большинством голосов присутствующих участников</w:t>
       </w:r>
       <w:r>
         <w:t xml:space="preserve">.</w:t>

--- a/tests/corpus_v2/docs/loan_0010.docx
+++ b/tests/corpus_v2/docs/loan_0010.docx
@@ -1373,6 +1373,28 @@
       </w:r>
       <w:r>
         <w:t xml:space="preserve">большинством голосов присутствующих участников</w:t>
+      </w:r>
+      <w:r>
+        <w:t xml:space="preserve">.</w:t>
+      </w:r>
+    </w:p>
+    <w:p>
+      <w:r>
+        <w:t xml:space="preserve">6.9. Финансирование предоставляется частями; первым выбирается </w:t>
+      </w:r>
+      <w:r>
+        <w:t xml:space="preserve">транш «Северная очередь»</w:t>
+      </w:r>
+      <w:r>
+        <w:t xml:space="preserve"> согласно графику выборки.</w:t>
+      </w:r>
+    </w:p>
+    <w:p>
+      <w:r>
+        <w:t xml:space="preserve">6.10. Порядок дальнейшей выборки: </w:t>
+      </w:r>
+      <w:r>
+        <w:t xml:space="preserve">график выдачи траншей согласовывается дополнительно</w:t>
       </w:r>
       <w:r>
         <w:t xml:space="preserve">.</w:t>

--- a/tests/corpus_v2/docs/loan_0010.docx
+++ b/tests/corpus_v2/docs/loan_0010.docx
@@ -143,7 +143,7 @@
         <w:t xml:space="preserve">Выдача займа производится траншами; </w:t>
       </w:r>
       <w:r>
-        <w:t xml:space="preserve">первый транш</w:t>
+        <w:t xml:space="preserve">график выдачи траншей</w:t>
       </w:r>
       <w:r>
         <w:t xml:space="preserve"> согласуется Сторонами дополнительно.</w:t>
@@ -291,7 +291,7 @@
         <w:t xml:space="preserve">2.4. Порядок выборки: </w:t>
       </w:r>
       <w:r>
-        <w:t xml:space="preserve">именной: транш «Имя»</w:t>
+        <w:t xml:space="preserve">период выборки траншей</w:t>
       </w:r>
       <w:r>
         <w:t xml:space="preserve"> определяется приложением к Договору.</w:t>

--- a/tests/corpus_v2/docs/loan_0010.docx
+++ b/tests/corpus_v2/docs/loan_0010.docx
@@ -1292,10 +1292,32 @@
     </w:p>
     <w:p>
       <w:r>
-        <w:t xml:space="preserve">6.1. Работы выполняются на основании ранее заключённого Договора № </w:t>
-      </w:r>
-      <w:r>
-        <w:t xml:space="preserve">СУБ-44/2023</w:t>
+        <w:t xml:space="preserve">6.1. Стороны ранее заключили </w:t>
+      </w:r>
+      <w:r>
+        <w:t xml:space="preserve">договор подряда</w:t>
+      </w:r>
+      <w:r>
+        <w:t xml:space="preserve"> на сопоставимых условиях.</w:t>
+      </w:r>
+    </w:p>
+    <w:p>
+      <w:r>
+        <w:t xml:space="preserve">6.2. Прочие условия: </w:t>
+      </w:r>
+      <w:r>
+        <w:t xml:space="preserve">отношения сторон регулируются гражданским законодательством</w:t>
+      </w:r>
+      <w:r>
+        <w:t xml:space="preserve">.</w:t>
+      </w:r>
+    </w:p>
+    <w:p>
+      <w:r>
+        <w:t xml:space="preserve">6.3. Работы выполняются на основании ранее заключённого Договора № </w:t>
+      </w:r>
+      <w:r>
+        <w:t xml:space="preserve">17595/001-сс</w:t>
       </w:r>
       <w:r>
         <w:t xml:space="preserve"> между теми же сторонами.</w:t>
@@ -1303,29 +1325,73 @@
     </w:p>
     <w:p>
       <w:r>
-        <w:t xml:space="preserve">6.2. Первичные документы: </w:t>
-      </w:r>
-      <w:r>
-        <w:t xml:space="preserve">счёт-фактура выставлена без ссылки на номер</w:t>
-      </w:r>
-      <w:r>
-        <w:t xml:space="preserve">.</w:t>
-      </w:r>
-    </w:p>
-    <w:p>
-      <w:r>
-        <w:t xml:space="preserve">6.3. Запись о лицензии внесена в реестр за регистрационным номером </w:t>
-      </w:r>
-      <w:r>
-        <w:t xml:space="preserve">895217304</w:t>
-      </w:r>
-      <w:r>
-        <w:t xml:space="preserve">.</w:t>
-      </w:r>
-    </w:p>
-    <w:p>
-      <w:r>
-        <w:t xml:space="preserve">6.4. Внутренний учёт ведётся отдельно: </w:t>
+        <w:t xml:space="preserve">6.4. Первичные документы: </w:t>
+      </w:r>
+      <w:r>
+        <w:t xml:space="preserve">лицензия Л035-01298-77/00123456 Рособрнадзора</w:t>
+      </w:r>
+      <w:r>
+        <w:t xml:space="preserve">.</w:t>
+      </w:r>
+    </w:p>
+    <w:p>
+      <w:r>
+        <w:t xml:space="preserve">6.5. Паспорт гражданина Российской Федерации выдан </w:t>
+      </w:r>
+      <w:r>
+        <w:t xml:space="preserve">Отделением по вопросам миграции ОМВД России по Кировскому району</w:t>
+      </w:r>
+      <w:r>
+        <w:t xml:space="preserve">, паспорт предъявлен при подписании.</w:t>
+      </w:r>
+    </w:p>
+    <w:p>
+      <w:r>
+        <w:t xml:space="preserve">6.6. Сопутствующие сведения: </w:t>
+      </w:r>
+      <w:r>
+        <w:t xml:space="preserve">доверенность выдана сроком на три года без права передоверия</w:t>
+      </w:r>
+      <w:r>
+        <w:t xml:space="preserve">.</w:t>
+      </w:r>
+    </w:p>
+    <w:p>
+      <w:r>
+        <w:t xml:space="preserve">6.7. Запись о государственной регистрации внесена регистрирующим органом: </w:t>
+      </w:r>
+      <w:r>
+        <w:t xml:space="preserve">МИФНС России № 15 по Санкт-Петербургу</w:t>
+      </w:r>
+      <w:r>
+        <w:t xml:space="preserve">.</w:t>
+      </w:r>
+    </w:p>
+    <w:p>
+      <w:r>
+        <w:t xml:space="preserve">6.8. Общие сведения о регистрации: </w:t>
+      </w:r>
+      <w:r>
+        <w:t xml:space="preserve">отчётность представляется в налоговый орган по месту учёта</w:t>
+      </w:r>
+      <w:r>
+        <w:t xml:space="preserve">.</w:t>
+      </w:r>
+    </w:p>
+    <w:p>
+      <w:r>
+        <w:t xml:space="preserve">6.9. Запись о лицензии внесена в реестр за регистрационным номером </w:t>
+      </w:r>
+      <w:r>
+        <w:t xml:space="preserve">731004592</w:t>
+      </w:r>
+      <w:r>
+        <w:t xml:space="preserve">.</w:t>
+      </w:r>
+    </w:p>
+    <w:p>
+      <w:r>
+        <w:t xml:space="preserve">6.10. Внутренний учёт ведётся отдельно: </w:t>
       </w:r>
       <w:r>
         <w:t xml:space="preserve">номер заявки 987654321</w:t>
@@ -1336,32 +1402,32 @@
     </w:p>
     <w:p>
       <w:r>
-        <w:t xml:space="preserve">6.5. Полномочия представителя подтверждены доверенностью, реестровый номер </w:t>
-      </w:r>
-      <w:r>
-        <w:t xml:space="preserve">77/714-н/77-2024-1-502</w:t>
-      </w:r>
-      <w:r>
-        <w:t xml:space="preserve">.</w:t>
-      </w:r>
-    </w:p>
-    <w:p>
-      <w:r>
-        <w:t xml:space="preserve">6.6. Для сопоставления в учёте указывается: </w:t>
-      </w:r>
-      <w:r>
-        <w:t xml:space="preserve">ГОСТ Р 52044-2003</w:t>
-      </w:r>
-      <w:r>
-        <w:t xml:space="preserve">.</w:t>
-      </w:r>
-    </w:p>
-    <w:p>
-      <w:r>
-        <w:t xml:space="preserve">6.7. Решение принято большинством в </w:t>
-      </w:r>
-      <w:r>
-        <w:t xml:space="preserve">40 % уставного капитала</w:t>
+        <w:t xml:space="preserve">6.11. Полномочия представителя подтверждены доверенностью, реестровый номер </w:t>
+      </w:r>
+      <w:r>
+        <w:t xml:space="preserve">78/1445-н/78-2022-12-7</w:t>
+      </w:r>
+      <w:r>
+        <w:t xml:space="preserve">.</w:t>
+      </w:r>
+    </w:p>
+    <w:p>
+      <w:r>
+        <w:t xml:space="preserve">6.12. Для сопоставления в учёте указывается: </w:t>
+      </w:r>
+      <w:r>
+        <w:t xml:space="preserve">кадастровый номер 77:01:0004012:2211</w:t>
+      </w:r>
+      <w:r>
+        <w:t xml:space="preserve">.</w:t>
+      </w:r>
+    </w:p>
+    <w:p>
+      <w:r>
+        <w:t xml:space="preserve">6.13. Решение принято большинством в </w:t>
+      </w:r>
+      <w:r>
+        <w:t xml:space="preserve">9 % уставного капитала общества</w:t>
       </w:r>
       <w:r>
         <w:t xml:space="preserve"> от общего числа голосов членов совета директоров.</w:t>
@@ -1369,7 +1435,7 @@
     </w:p>
     <w:p>
       <w:r>
-        <w:t xml:space="preserve">6.8. Кворум определяется уставом: </w:t>
+        <w:t xml:space="preserve">6.14. Кворум определяется уставом: </w:t>
       </w:r>
       <w:r>
         <w:t xml:space="preserve">большинством голосов присутствующих участников</w:t>
@@ -1380,10 +1446,10 @@
     </w:p>
     <w:p>
       <w:r>
-        <w:t xml:space="preserve">6.9. Финансирование предоставляется частями; первым выбирается </w:t>
-      </w:r>
-      <w:r>
-        <w:t xml:space="preserve">транш «Северная очередь»</w:t>
+        <w:t xml:space="preserve">6.15. Финансирование предоставляется частями; первым выбирается </w:t>
+      </w:r>
+      <w:r>
+        <w:t xml:space="preserve">транш «Со-единения»</w:t>
       </w:r>
       <w:r>
         <w:t xml:space="preserve"> согласно графику выборки.</w:t>
@@ -1391,7 +1457,7 @@
     </w:p>
     <w:p>
       <w:r>
-        <w:t xml:space="preserve">6.10. Порядок дальнейшей выборки: </w:t>
+        <w:t xml:space="preserve">6.16. Порядок дальнейшей выборки: </w:t>
       </w:r>
       <w:r>
         <w:t xml:space="preserve">график выдачи траншей согласовывается дополнительно</w:t>

--- a/tests/corpus_v2/docs/loan_0010.docx
+++ b/tests/corpus_v2/docs/loan_0010.docx
@@ -39,7 +39,7 @@
         <w:t xml:space="preserve">     </w:t>
       </w:r>
       <w:r>
-        <w:t xml:space="preserve">9 февраля 2025 г.</w:t>
+        <w:t xml:space="preserve">09.02.2025 г.</w:t>
       </w:r>
     </w:p>
     <w:p/>
